--- a/depin/content/kweather-b2b-cases-0908.docx
+++ b/depin/content/kweather-b2b-cases-0908.docx
@@ -32,7 +32,7 @@
           <w:sz w:val="18"/>
           <w:szCs w:val="18"/>
         </w:rPr>
-        <w:t xml:space="preserve">2026-09-08 · 공개 원출처 확인분 · 마케팅 파트너용</w:t>
+        <w:t xml:space="preserve">2026-09-08 (2차) · 2024~2025 중심 · 공개 원출처 확인분 · 마케팅 파트너용</w:t>
       </w:r>
     </w:p>
     <w:p>
@@ -75,15 +75,15 @@
             <w:tcW w:type="dxa" w:w="9000"/>
             <w:shd w:fill="FFF7E6" w:color="auto" w:val="clear"/>
             <w:tcMar>
-              <w:top w:type="dxa" w:w="90"/>
-              <w:left w:type="dxa" w:w="140"/>
-              <w:bottom w:type="dxa" w:w="90"/>
-              <w:right w:type="dxa" w:w="140"/>
-            </w:tcMar>
-          </w:tcPr>
-          <w:p>
-            <w:pPr>
-              <w:spacing w:after="40" w:line="280"/>
+              <w:top w:type="dxa" w:w="80"/>
+              <w:left w:type="dxa" w:w="120"/>
+              <w:bottom w:type="dxa" w:w="80"/>
+              <w:right w:type="dxa" w:w="120"/>
+            </w:tcMar>
+          </w:tcPr>
+          <w:p>
+            <w:pPr>
+              <w:spacing w:after="30" w:line="270"/>
             </w:pPr>
             <w:r>
               <w:rPr>
@@ -96,7 +96,7 @@
           </w:p>
           <w:p>
             <w:pPr>
-              <w:spacing w:after="40" w:line="280"/>
+              <w:spacing w:after="30" w:line="270"/>
             </w:pPr>
             <w:r>
               <w:rPr>
@@ -104,12 +104,12 @@
                 <w:sz w:val="19"/>
                 <w:szCs w:val="19"/>
               </w:rPr>
-              <w:t xml:space="preserve">② 기관명은 아래 표기 그대로 씁니다. "삼성" · "삼성 글로벌" · "현대"로 줄이거나 격상하지 않습니다. 네이버는 공개된 사례가 없어 쓰지 않습니다.</w:t>
-            </w:r>
-          </w:p>
-          <w:p>
-            <w:pPr>
-              <w:spacing w:after="40" w:line="280"/>
+              <w:t xml:space="preserve">② 기관명은 아래 표기 그대로 씁니다. "삼성" · "삼성 글로벌" · "현대" · "정부 공식"으로 줄이거나 격상하지 않습니다. 네이버는 공개된 사례가 없어 쓰지 않습니다.</w:t>
+            </w:r>
+          </w:p>
+          <w:p>
+            <w:pPr>
+              <w:spacing w:after="30" w:line="270"/>
             </w:pPr>
             <w:r>
               <w:rPr>
@@ -122,7 +122,7 @@
           </w:p>
           <w:p>
             <w:pPr>
-              <w:spacing w:after="40" w:line="280"/>
+              <w:spacing w:after="30" w:line="270"/>
             </w:pPr>
             <w:r>
               <w:rPr>
@@ -130,7 +130,20 @@
                 <w:sz w:val="19"/>
                 <w:szCs w:val="19"/>
               </w:rPr>
-              <w:t xml:space="preserve">④ 수치(시설 수 등)는 아래 원출처의 것만 씁니다.</w:t>
+              <w:t xml:space="preserve">④ 수치는 아래 원출처의 것만 씁니다. 납품 대수를 합산해 "○만 대"로 만들지 않습니다(계약 체결분과 납품 완료분이 섞여 있습니다).</w:t>
+            </w:r>
+          </w:p>
+          <w:p>
+            <w:pPr>
+              <w:spacing w:after="30" w:line="270"/>
+            </w:pPr>
+            <w:r>
+              <w:rPr>
+                <w:rFonts w:ascii="Malgun Gothic" w:cs="Malgun Gothic" w:eastAsia="Malgun Gothic" w:hAnsi="Malgun Gothic"/>
+                <w:sz w:val="19"/>
+                <w:szCs w:val="19"/>
+              </w:rPr>
+              <w:t xml:space="preserve">⑤ 연도가 "추정"인 건은 케이웨더 내부 확인 후 씁니다.</w:t>
             </w:r>
           </w:p>
         </w:tc>
@@ -152,49 +165,768 @@
           <w:sz w:val="25"/>
           <w:szCs w:val="25"/>
         </w:rPr>
-        <w:t xml:space="preserve">사례 1 — 현대자동차</w:t>
+        <w:t xml:space="preserve">A. 산업현장 폭염·기후리스크 (2024~2025)</w:t>
       </w:r>
     </w:p>
     <w:p>
       <w:pPr>
         <w:spacing w:after="120" w:line="300"/>
-      </w:pPr>
-      <w:r>
-        <w:rPr>
-          <w:rFonts w:ascii="Malgun Gothic" w:cs="Malgun Gothic" w:eastAsia="Malgun Gothic" w:hAnsi="Malgun Gothic"/>
-          <w:sz w:val="20"/>
-          <w:szCs w:val="20"/>
-        </w:rPr>
-        <w:t xml:space="preserve">전국 38개 주요 시설(하이테크센터·연구소 등)에 폭염 관리솔루션 구축. 태양 복사열 등 기상 측정 데이터와 AI 분석으로 체감온도 실황을 제공하고, 기준치 초과 시 푸시 알림. 전용 웹·앱에서 전 시설 실황을 모니터링하는 클라우드 기상 빅데이터 플랫폼.</w:t>
-      </w:r>
-    </w:p>
-    <w:p>
-      <w:pPr>
-        <w:spacing w:after="80"/>
-        <w:ind w:left="360"/>
       </w:pPr>
       <w:r>
         <w:rPr>
           <w:rFonts w:ascii="Malgun Gothic" w:cs="Malgun Gothic" w:eastAsia="Malgun Gothic" w:hAnsi="Malgun Gothic"/>
           <w:color w:val="374151"/>
-          <w:sz w:val="18"/>
-          <w:szCs w:val="18"/>
-        </w:rPr>
-        <w:t xml:space="preserve">원출처 — 케이웨더 레퍼런스  </w:t>
-      </w:r>
-      <w:hyperlink w:history="1" r:id="rIdhtbtw4h3rnnozjhmd-bru">
-        <w:r>
-          <w:rPr>
-            <w:rFonts w:ascii="Malgun Gothic" w:cs="Malgun Gothic" w:eastAsia="Malgun Gothic" w:hAnsi="Malgun Gothic"/>
-            <w:color w:val="1155CC"/>
-            <w:sz w:val="18"/>
-            <w:szCs w:val="18"/>
-            <w:u w:val="single"/>
-          </w:rPr>
-          <w:t xml:space="preserve">https://www.kweather.co.kr/reference/weather/02/</w:t>
-        </w:r>
-      </w:hyperlink>
-    </w:p>
+          <w:sz w:val="19"/>
+          <w:szCs w:val="19"/>
+        </w:rPr>
+        <w:t xml:space="preserve">산업안전보건법 폭염 조항 시행에 맞춰 도입이 늘어난 영역. IoT 체감온도계·온열지수(WBGT) 측정기를 현장에 설치하고, 기준치 도달 시 관리자 스마트기기·현장 전광판에 경고와 행동요령을 자동 전송하는 구조.</w:t>
+      </w:r>
+    </w:p>
+    <w:tbl>
+      <w:tblPr>
+        <w:tblW w:type="dxa" w:w="9000"/>
+        <w:tblBorders>
+          <w:top w:val="single" w:color="auto" w:sz="4"/>
+          <w:left w:val="single" w:color="auto" w:sz="4"/>
+          <w:bottom w:val="single" w:color="auto" w:sz="4"/>
+          <w:right w:val="single" w:color="auto" w:sz="4"/>
+          <w:insideH w:val="single" w:color="auto" w:sz="4"/>
+          <w:insideV w:val="single" w:color="auto" w:sz="4"/>
+        </w:tblBorders>
+      </w:tblPr>
+      <w:tblGrid>
+        <w:gridCol w:w="1500"/>
+        <w:gridCol w:w="4400"/>
+        <w:gridCol w:w="1200"/>
+        <w:gridCol w:w="1900"/>
+      </w:tblGrid>
+      <w:tr>
+        <w:tc>
+          <w:tcPr>
+            <w:tcW w:type="dxa" w:w="1500"/>
+            <w:shd w:fill="1F3A5F" w:color="auto" w:val="clear"/>
+            <w:tcMar>
+              <w:top w:type="dxa" w:w="80"/>
+              <w:left w:type="dxa" w:w="120"/>
+              <w:bottom w:type="dxa" w:w="80"/>
+              <w:right w:type="dxa" w:w="120"/>
+            </w:tcMar>
+          </w:tcPr>
+          <w:p>
+            <w:pPr>
+              <w:spacing w:after="30" w:line="270"/>
+            </w:pPr>
+            <w:r>
+              <w:rPr>
+                <w:rFonts w:ascii="Malgun Gothic" w:cs="Malgun Gothic" w:eastAsia="Malgun Gothic" w:hAnsi="Malgun Gothic"/>
+                <w:b/>
+                <w:bCs/>
+                <w:color w:val="FFFFFF"/>
+                <w:sz w:val="18"/>
+                <w:szCs w:val="18"/>
+              </w:rPr>
+              <w:t xml:space="preserve">기관</w:t>
+            </w:r>
+          </w:p>
+        </w:tc>
+        <w:tc>
+          <w:tcPr>
+            <w:tcW w:type="dxa" w:w="4400"/>
+            <w:shd w:fill="1F3A5F" w:color="auto" w:val="clear"/>
+            <w:tcMar>
+              <w:top w:type="dxa" w:w="80"/>
+              <w:left w:type="dxa" w:w="120"/>
+              <w:bottom w:type="dxa" w:w="80"/>
+              <w:right w:type="dxa" w:w="120"/>
+            </w:tcMar>
+          </w:tcPr>
+          <w:p>
+            <w:pPr>
+              <w:spacing w:after="30" w:line="270"/>
+            </w:pPr>
+            <w:r>
+              <w:rPr>
+                <w:rFonts w:ascii="Malgun Gothic" w:cs="Malgun Gothic" w:eastAsia="Malgun Gothic" w:hAnsi="Malgun Gothic"/>
+                <w:b/>
+                <w:bCs/>
+                <w:color w:val="FFFFFF"/>
+                <w:sz w:val="18"/>
+                <w:szCs w:val="18"/>
+              </w:rPr>
+              <w:t xml:space="preserve">내용</w:t>
+            </w:r>
+          </w:p>
+        </w:tc>
+        <w:tc>
+          <w:tcPr>
+            <w:tcW w:type="dxa" w:w="1200"/>
+            <w:shd w:fill="1F3A5F" w:color="auto" w:val="clear"/>
+            <w:tcMar>
+              <w:top w:type="dxa" w:w="80"/>
+              <w:left w:type="dxa" w:w="120"/>
+              <w:bottom w:type="dxa" w:w="80"/>
+              <w:right w:type="dxa" w:w="120"/>
+            </w:tcMar>
+          </w:tcPr>
+          <w:p>
+            <w:pPr>
+              <w:spacing w:after="30" w:line="270"/>
+            </w:pPr>
+            <w:r>
+              <w:rPr>
+                <w:rFonts w:ascii="Malgun Gothic" w:cs="Malgun Gothic" w:eastAsia="Malgun Gothic" w:hAnsi="Malgun Gothic"/>
+                <w:b/>
+                <w:bCs/>
+                <w:color w:val="FFFFFF"/>
+                <w:sz w:val="18"/>
+                <w:szCs w:val="18"/>
+              </w:rPr>
+              <w:t xml:space="preserve">연도</w:t>
+            </w:r>
+          </w:p>
+        </w:tc>
+        <w:tc>
+          <w:tcPr>
+            <w:tcW w:type="dxa" w:w="1900"/>
+            <w:shd w:fill="1F3A5F" w:color="auto" w:val="clear"/>
+            <w:tcMar>
+              <w:top w:type="dxa" w:w="80"/>
+              <w:left w:type="dxa" w:w="120"/>
+              <w:bottom w:type="dxa" w:w="80"/>
+              <w:right w:type="dxa" w:w="120"/>
+            </w:tcMar>
+          </w:tcPr>
+          <w:p>
+            <w:pPr>
+              <w:spacing w:after="30" w:line="270"/>
+            </w:pPr>
+            <w:r>
+              <w:rPr>
+                <w:rFonts w:ascii="Malgun Gothic" w:cs="Malgun Gothic" w:eastAsia="Malgun Gothic" w:hAnsi="Malgun Gothic"/>
+                <w:b/>
+                <w:bCs/>
+                <w:color w:val="FFFFFF"/>
+                <w:sz w:val="18"/>
+                <w:szCs w:val="18"/>
+              </w:rPr>
+              <w:t xml:space="preserve">출처</w:t>
+            </w:r>
+          </w:p>
+        </w:tc>
+      </w:tr>
+      <w:tr>
+        <w:tc>
+          <w:tcPr>
+            <w:tcW w:type="dxa" w:w="1500"/>
+            <w:tcMar>
+              <w:top w:type="dxa" w:w="80"/>
+              <w:left w:type="dxa" w:w="120"/>
+              <w:bottom w:type="dxa" w:w="80"/>
+              <w:right w:type="dxa" w:w="120"/>
+            </w:tcMar>
+          </w:tcPr>
+          <w:p>
+            <w:pPr>
+              <w:spacing w:after="30" w:line="270"/>
+            </w:pPr>
+            <w:r>
+              <w:rPr>
+                <w:rFonts w:ascii="Malgun Gothic" w:cs="Malgun Gothic" w:eastAsia="Malgun Gothic" w:hAnsi="Malgun Gothic"/>
+                <w:b/>
+                <w:bCs/>
+                <w:sz w:val="18"/>
+                <w:szCs w:val="18"/>
+              </w:rPr>
+              <w:t xml:space="preserve">고용노동부</w:t>
+            </w:r>
+          </w:p>
+        </w:tc>
+        <w:tc>
+          <w:tcPr>
+            <w:tcW w:type="dxa" w:w="4400"/>
+            <w:tcMar>
+              <w:top w:type="dxa" w:w="80"/>
+              <w:left w:type="dxa" w:w="120"/>
+              <w:bottom w:type="dxa" w:w="80"/>
+              <w:right w:type="dxa" w:w="120"/>
+            </w:tcMar>
+          </w:tcPr>
+          <w:p>
+            <w:pPr>
+              <w:spacing w:after="30" w:line="270"/>
+            </w:pPr>
+            <w:r>
+              <w:rPr>
+                <w:rFonts w:ascii="Malgun Gothic" w:cs="Malgun Gothic" w:eastAsia="Malgun Gothic" w:hAnsi="Malgun Gothic"/>
+                <w:sz w:val="18"/>
+                <w:szCs w:val="18"/>
+              </w:rPr>
+              <w:t xml:space="preserve">체감온도계 2024년 3만여 대 납품에 이어, 2025년 4만3천여 대 추가 공급계약 체결</w:t>
+            </w:r>
+          </w:p>
+        </w:tc>
+        <w:tc>
+          <w:tcPr>
+            <w:tcW w:type="dxa" w:w="1200"/>
+            <w:tcMar>
+              <w:top w:type="dxa" w:w="80"/>
+              <w:left w:type="dxa" w:w="120"/>
+              <w:bottom w:type="dxa" w:w="80"/>
+              <w:right w:type="dxa" w:w="120"/>
+            </w:tcMar>
+          </w:tcPr>
+          <w:p>
+            <w:pPr>
+              <w:spacing w:after="30" w:line="270"/>
+            </w:pPr>
+            <w:r>
+              <w:rPr>
+                <w:rFonts w:ascii="Malgun Gothic" w:cs="Malgun Gothic" w:eastAsia="Malgun Gothic" w:hAnsi="Malgun Gothic"/>
+                <w:sz w:val="18"/>
+                <w:szCs w:val="18"/>
+              </w:rPr>
+              <w:t xml:space="preserve">2024 납품 · 2025 추가계약</w:t>
+            </w:r>
+          </w:p>
+        </w:tc>
+        <w:tc>
+          <w:tcPr>
+            <w:tcW w:type="dxa" w:w="1900"/>
+            <w:tcMar>
+              <w:top w:type="dxa" w:w="80"/>
+              <w:left w:type="dxa" w:w="120"/>
+              <w:bottom w:type="dxa" w:w="80"/>
+              <w:right w:type="dxa" w:w="120"/>
+            </w:tcMar>
+          </w:tcPr>
+          <w:p>
+            <w:pPr>
+              <w:spacing w:after="30" w:line="270"/>
+            </w:pPr>
+            <w:r>
+              <w:rPr>
+                <w:rFonts w:ascii="Malgun Gothic" w:cs="Malgun Gothic" w:eastAsia="Malgun Gothic" w:hAnsi="Malgun Gothic"/>
+                <w:sz w:val="17"/>
+                <w:szCs w:val="17"/>
+              </w:rPr>
+              <w:t xml:space="preserve">뉴시스 2025-06-18</w:t>
+            </w:r>
+          </w:p>
+        </w:tc>
+      </w:tr>
+      <w:tr>
+        <w:tc>
+          <w:tcPr>
+            <w:tcW w:type="dxa" w:w="1500"/>
+            <w:shd w:fill="F7F9FB" w:color="auto" w:val="clear"/>
+            <w:tcMar>
+              <w:top w:type="dxa" w:w="80"/>
+              <w:left w:type="dxa" w:w="120"/>
+              <w:bottom w:type="dxa" w:w="80"/>
+              <w:right w:type="dxa" w:w="120"/>
+            </w:tcMar>
+          </w:tcPr>
+          <w:p>
+            <w:pPr>
+              <w:spacing w:after="30" w:line="270"/>
+            </w:pPr>
+            <w:r>
+              <w:rPr>
+                <w:rFonts w:ascii="Malgun Gothic" w:cs="Malgun Gothic" w:eastAsia="Malgun Gothic" w:hAnsi="Malgun Gothic"/>
+                <w:b/>
+                <w:bCs/>
+                <w:sz w:val="18"/>
+                <w:szCs w:val="18"/>
+              </w:rPr>
+              <w:t xml:space="preserve">현대자동차</w:t>
+            </w:r>
+          </w:p>
+        </w:tc>
+        <w:tc>
+          <w:tcPr>
+            <w:tcW w:type="dxa" w:w="4400"/>
+            <w:shd w:fill="F7F9FB" w:color="auto" w:val="clear"/>
+            <w:tcMar>
+              <w:top w:type="dxa" w:w="80"/>
+              <w:left w:type="dxa" w:w="120"/>
+              <w:bottom w:type="dxa" w:w="80"/>
+              <w:right w:type="dxa" w:w="120"/>
+            </w:tcMar>
+          </w:tcPr>
+          <w:p>
+            <w:pPr>
+              <w:spacing w:after="30" w:line="270"/>
+            </w:pPr>
+            <w:r>
+              <w:rPr>
+                <w:rFonts w:ascii="Malgun Gothic" w:cs="Malgun Gothic" w:eastAsia="Malgun Gothic" w:hAnsi="Malgun Gothic"/>
+                <w:sz w:val="18"/>
+                <w:szCs w:val="18"/>
+              </w:rPr>
+              <w:t xml:space="preserve">전국 38개 주요 시설(하이테크센터·연구소 등) 폭염 관리솔루션. 태양 복사열 등 기상 측정 + AI 체감온도 실황, 기준 초과 시 푸시 알림, 전용 웹·앱 통합 모니터링</w:t>
+            </w:r>
+          </w:p>
+        </w:tc>
+        <w:tc>
+          <w:tcPr>
+            <w:tcW w:type="dxa" w:w="1200"/>
+            <w:shd w:fill="F7F9FB" w:color="auto" w:val="clear"/>
+            <w:tcMar>
+              <w:top w:type="dxa" w:w="80"/>
+              <w:left w:type="dxa" w:w="120"/>
+              <w:bottom w:type="dxa" w:w="80"/>
+              <w:right w:type="dxa" w:w="120"/>
+            </w:tcMar>
+          </w:tcPr>
+          <w:p>
+            <w:pPr>
+              <w:spacing w:after="30" w:line="270"/>
+            </w:pPr>
+            <w:r>
+              <w:rPr>
+                <w:rFonts w:ascii="Malgun Gothic" w:cs="Malgun Gothic" w:eastAsia="Malgun Gothic" w:hAnsi="Malgun Gothic"/>
+                <w:sz w:val="18"/>
+                <w:szCs w:val="18"/>
+              </w:rPr>
+              <w:t xml:space="preserve">2024~2025</w:t>
+            </w:r>
+          </w:p>
+        </w:tc>
+        <w:tc>
+          <w:tcPr>
+            <w:tcW w:type="dxa" w:w="1900"/>
+            <w:shd w:fill="F7F9FB" w:color="auto" w:val="clear"/>
+            <w:tcMar>
+              <w:top w:type="dxa" w:w="80"/>
+              <w:left w:type="dxa" w:w="120"/>
+              <w:bottom w:type="dxa" w:w="80"/>
+              <w:right w:type="dxa" w:w="120"/>
+            </w:tcMar>
+          </w:tcPr>
+          <w:p>
+            <w:pPr>
+              <w:spacing w:after="30" w:line="270"/>
+            </w:pPr>
+            <w:r>
+              <w:rPr>
+                <w:rFonts w:ascii="Malgun Gothic" w:cs="Malgun Gothic" w:eastAsia="Malgun Gothic" w:hAnsi="Malgun Gothic"/>
+                <w:sz w:val="17"/>
+                <w:szCs w:val="17"/>
+              </w:rPr>
+              <w:t xml:space="preserve">케이웨더 레퍼런스 · 뉴시스 2025-06-18</w:t>
+            </w:r>
+          </w:p>
+        </w:tc>
+      </w:tr>
+      <w:tr>
+        <w:tc>
+          <w:tcPr>
+            <w:tcW w:type="dxa" w:w="1500"/>
+            <w:tcMar>
+              <w:top w:type="dxa" w:w="80"/>
+              <w:left w:type="dxa" w:w="120"/>
+              <w:bottom w:type="dxa" w:w="80"/>
+              <w:right w:type="dxa" w:w="120"/>
+            </w:tcMar>
+          </w:tcPr>
+          <w:p>
+            <w:pPr>
+              <w:spacing w:after="30" w:line="270"/>
+            </w:pPr>
+            <w:r>
+              <w:rPr>
+                <w:rFonts w:ascii="Malgun Gothic" w:cs="Malgun Gothic" w:eastAsia="Malgun Gothic" w:hAnsi="Malgun Gothic"/>
+                <w:b/>
+                <w:bCs/>
+                <w:sz w:val="18"/>
+                <w:szCs w:val="18"/>
+              </w:rPr>
+              <w:t xml:space="preserve">포스코이앤씨</w:t>
+            </w:r>
+          </w:p>
+        </w:tc>
+        <w:tc>
+          <w:tcPr>
+            <w:tcW w:type="dxa" w:w="4400"/>
+            <w:tcMar>
+              <w:top w:type="dxa" w:w="80"/>
+              <w:left w:type="dxa" w:w="120"/>
+              <w:bottom w:type="dxa" w:w="80"/>
+              <w:right w:type="dxa" w:w="120"/>
+            </w:tcMar>
+          </w:tcPr>
+          <w:p>
+            <w:pPr>
+              <w:spacing w:after="30" w:line="270"/>
+            </w:pPr>
+            <w:r>
+              <w:rPr>
+                <w:rFonts w:ascii="Malgun Gothic" w:cs="Malgun Gothic" w:eastAsia="Malgun Gothic" w:hAnsi="Malgun Gothic"/>
+                <w:sz w:val="18"/>
+                <w:szCs w:val="18"/>
+              </w:rPr>
+              <w:t xml:space="preserve">'AI 건설기상정보시스템' 공동 개발. 타워크레인 상부·콘크리트 타설 작업장 등에 IoT 센서 설치 → 온·습도·체감온도·풍향풍속·강우량 수집 → AI 맞춤 예보로 작업중단·휴식 판단 지원</w:t>
+            </w:r>
+          </w:p>
+        </w:tc>
+        <w:tc>
+          <w:tcPr>
+            <w:tcW w:type="dxa" w:w="1200"/>
+            <w:tcMar>
+              <w:top w:type="dxa" w:w="80"/>
+              <w:left w:type="dxa" w:w="120"/>
+              <w:bottom w:type="dxa" w:w="80"/>
+              <w:right w:type="dxa" w:w="120"/>
+            </w:tcMar>
+          </w:tcPr>
+          <w:p>
+            <w:pPr>
+              <w:spacing w:after="30" w:line="270"/>
+            </w:pPr>
+            <w:r>
+              <w:rPr>
+                <w:rFonts w:ascii="Malgun Gothic" w:cs="Malgun Gothic" w:eastAsia="Malgun Gothic" w:hAnsi="Malgun Gothic"/>
+                <w:sz w:val="18"/>
+                <w:szCs w:val="18"/>
+              </w:rPr>
+              <w:t xml:space="preserve">2025.07</w:t>
+            </w:r>
+          </w:p>
+        </w:tc>
+        <w:tc>
+          <w:tcPr>
+            <w:tcW w:type="dxa" w:w="1900"/>
+            <w:tcMar>
+              <w:top w:type="dxa" w:w="80"/>
+              <w:left w:type="dxa" w:w="120"/>
+              <w:bottom w:type="dxa" w:w="80"/>
+              <w:right w:type="dxa" w:w="120"/>
+            </w:tcMar>
+          </w:tcPr>
+          <w:p>
+            <w:pPr>
+              <w:spacing w:after="30" w:line="270"/>
+            </w:pPr>
+            <w:r>
+              <w:rPr>
+                <w:rFonts w:ascii="Malgun Gothic" w:cs="Malgun Gothic" w:eastAsia="Malgun Gothic" w:hAnsi="Malgun Gothic"/>
+                <w:sz w:val="17"/>
+                <w:szCs w:val="17"/>
+              </w:rPr>
+              <w:t xml:space="preserve">뉴시스 · 전자신문 · 파이낸셜뉴스 2025-07</w:t>
+            </w:r>
+          </w:p>
+        </w:tc>
+      </w:tr>
+      <w:tr>
+        <w:tc>
+          <w:tcPr>
+            <w:tcW w:type="dxa" w:w="1500"/>
+            <w:shd w:fill="F7F9FB" w:color="auto" w:val="clear"/>
+            <w:tcMar>
+              <w:top w:type="dxa" w:w="80"/>
+              <w:left w:type="dxa" w:w="120"/>
+              <w:bottom w:type="dxa" w:w="80"/>
+              <w:right w:type="dxa" w:w="120"/>
+            </w:tcMar>
+          </w:tcPr>
+          <w:p>
+            <w:pPr>
+              <w:spacing w:after="30" w:line="270"/>
+            </w:pPr>
+            <w:r>
+              <w:rPr>
+                <w:rFonts w:ascii="Malgun Gothic" w:cs="Malgun Gothic" w:eastAsia="Malgun Gothic" w:hAnsi="Malgun Gothic"/>
+                <w:b/>
+                <w:bCs/>
+                <w:sz w:val="18"/>
+                <w:szCs w:val="18"/>
+              </w:rPr>
+              <w:t xml:space="preserve">삼성물산 건설부문</w:t>
+            </w:r>
+          </w:p>
+        </w:tc>
+        <w:tc>
+          <w:tcPr>
+            <w:tcW w:type="dxa" w:w="4400"/>
+            <w:shd w:fill="F7F9FB" w:color="auto" w:val="clear"/>
+            <w:tcMar>
+              <w:top w:type="dxa" w:w="80"/>
+              <w:left w:type="dxa" w:w="120"/>
+              <w:bottom w:type="dxa" w:w="80"/>
+              <w:right w:type="dxa" w:w="120"/>
+            </w:tcMar>
+          </w:tcPr>
+          <w:p>
+            <w:pPr>
+              <w:spacing w:after="30" w:line="270"/>
+            </w:pPr>
+            <w:r>
+              <w:rPr>
+                <w:rFonts w:ascii="Malgun Gothic" w:cs="Malgun Gothic" w:eastAsia="Malgun Gothic" w:hAnsi="Malgun Gothic"/>
+                <w:sz w:val="18"/>
+                <w:szCs w:val="18"/>
+              </w:rPr>
+              <w:t xml:space="preserve">수도권·지방 10여 개 건설현장에 체감온도계·온열지수(WBGT) 측정기 설치. 작업장별 위험도 실시간 확인, 작업·휴식 기준 관리</w:t>
+            </w:r>
+          </w:p>
+        </w:tc>
+        <w:tc>
+          <w:tcPr>
+            <w:tcW w:type="dxa" w:w="1200"/>
+            <w:shd w:fill="F7F9FB" w:color="auto" w:val="clear"/>
+            <w:tcMar>
+              <w:top w:type="dxa" w:w="80"/>
+              <w:left w:type="dxa" w:w="120"/>
+              <w:bottom w:type="dxa" w:w="80"/>
+              <w:right w:type="dxa" w:w="120"/>
+            </w:tcMar>
+          </w:tcPr>
+          <w:p>
+            <w:pPr>
+              <w:spacing w:after="30" w:line="270"/>
+            </w:pPr>
+            <w:r>
+              <w:rPr>
+                <w:rFonts w:ascii="Malgun Gothic" w:cs="Malgun Gothic" w:eastAsia="Malgun Gothic" w:hAnsi="Malgun Gothic"/>
+                <w:sz w:val="18"/>
+                <w:szCs w:val="18"/>
+              </w:rPr>
+              <w:t xml:space="preserve">2025 (게재일 미확인)</w:t>
+            </w:r>
+          </w:p>
+        </w:tc>
+        <w:tc>
+          <w:tcPr>
+            <w:tcW w:type="dxa" w:w="1900"/>
+            <w:shd w:fill="F7F9FB" w:color="auto" w:val="clear"/>
+            <w:tcMar>
+              <w:top w:type="dxa" w:w="80"/>
+              <w:left w:type="dxa" w:w="120"/>
+              <w:bottom w:type="dxa" w:w="80"/>
+              <w:right w:type="dxa" w:w="120"/>
+            </w:tcMar>
+          </w:tcPr>
+          <w:p>
+            <w:pPr>
+              <w:spacing w:after="30" w:line="270"/>
+            </w:pPr>
+            <w:r>
+              <w:rPr>
+                <w:rFonts w:ascii="Malgun Gothic" w:cs="Malgun Gothic" w:eastAsia="Malgun Gothic" w:hAnsi="Malgun Gothic"/>
+                <w:sz w:val="17"/>
+                <w:szCs w:val="17"/>
+              </w:rPr>
+              <w:t xml:space="preserve">블로터 · 스마트비즈 · KHARN</w:t>
+            </w:r>
+          </w:p>
+        </w:tc>
+      </w:tr>
+      <w:tr>
+        <w:tc>
+          <w:tcPr>
+            <w:tcW w:type="dxa" w:w="1500"/>
+            <w:tcMar>
+              <w:top w:type="dxa" w:w="80"/>
+              <w:left w:type="dxa" w:w="120"/>
+              <w:bottom w:type="dxa" w:w="80"/>
+              <w:right w:type="dxa" w:w="120"/>
+            </w:tcMar>
+          </w:tcPr>
+          <w:p>
+            <w:pPr>
+              <w:spacing w:after="30" w:line="270"/>
+            </w:pPr>
+            <w:r>
+              <w:rPr>
+                <w:rFonts w:ascii="Malgun Gothic" w:cs="Malgun Gothic" w:eastAsia="Malgun Gothic" w:hAnsi="Malgun Gothic"/>
+                <w:b/>
+                <w:bCs/>
+                <w:sz w:val="18"/>
+                <w:szCs w:val="18"/>
+              </w:rPr>
+              <w:t xml:space="preserve">BGF로지스</w:t>
+            </w:r>
+          </w:p>
+        </w:tc>
+        <w:tc>
+          <w:tcPr>
+            <w:tcW w:type="dxa" w:w="4400"/>
+            <w:tcMar>
+              <w:top w:type="dxa" w:w="80"/>
+              <w:left w:type="dxa" w:w="120"/>
+              <w:bottom w:type="dxa" w:w="80"/>
+              <w:right w:type="dxa" w:w="120"/>
+            </w:tcMar>
+          </w:tcPr>
+          <w:p>
+            <w:pPr>
+              <w:spacing w:after="30" w:line="270"/>
+            </w:pPr>
+            <w:r>
+              <w:rPr>
+                <w:rFonts w:ascii="Malgun Gothic" w:cs="Malgun Gothic" w:eastAsia="Malgun Gothic" w:hAnsi="Malgun Gothic"/>
+                <w:sz w:val="18"/>
+                <w:szCs w:val="18"/>
+              </w:rPr>
+              <w:t xml:space="preserve">물류센터에 체감온도계 배치, 사업장별 체감온도 통합 관리</w:t>
+            </w:r>
+          </w:p>
+        </w:tc>
+        <w:tc>
+          <w:tcPr>
+            <w:tcW w:type="dxa" w:w="1200"/>
+            <w:tcMar>
+              <w:top w:type="dxa" w:w="80"/>
+              <w:left w:type="dxa" w:w="120"/>
+              <w:bottom w:type="dxa" w:w="80"/>
+              <w:right w:type="dxa" w:w="120"/>
+            </w:tcMar>
+          </w:tcPr>
+          <w:p>
+            <w:pPr>
+              <w:spacing w:after="30" w:line="270"/>
+            </w:pPr>
+            <w:r>
+              <w:rPr>
+                <w:rFonts w:ascii="Malgun Gothic" w:cs="Malgun Gothic" w:eastAsia="Malgun Gothic" w:hAnsi="Malgun Gothic"/>
+                <w:sz w:val="18"/>
+                <w:szCs w:val="18"/>
+              </w:rPr>
+              <w:t xml:space="preserve">2025 (게재일 미확인)</w:t>
+            </w:r>
+          </w:p>
+        </w:tc>
+        <w:tc>
+          <w:tcPr>
+            <w:tcW w:type="dxa" w:w="1900"/>
+            <w:tcMar>
+              <w:top w:type="dxa" w:w="80"/>
+              <w:left w:type="dxa" w:w="120"/>
+              <w:bottom w:type="dxa" w:w="80"/>
+              <w:right w:type="dxa" w:w="120"/>
+            </w:tcMar>
+          </w:tcPr>
+          <w:p>
+            <w:pPr>
+              <w:spacing w:after="30" w:line="270"/>
+            </w:pPr>
+            <w:r>
+              <w:rPr>
+                <w:rFonts w:ascii="Malgun Gothic" w:cs="Malgun Gothic" w:eastAsia="Malgun Gothic" w:hAnsi="Malgun Gothic"/>
+                <w:sz w:val="17"/>
+                <w:szCs w:val="17"/>
+              </w:rPr>
+              <w:t xml:space="preserve">블로터 · 스마트비즈</w:t>
+            </w:r>
+          </w:p>
+        </w:tc>
+      </w:tr>
+      <w:tr>
+        <w:tc>
+          <w:tcPr>
+            <w:tcW w:type="dxa" w:w="1500"/>
+            <w:shd w:fill="F7F9FB" w:color="auto" w:val="clear"/>
+            <w:tcMar>
+              <w:top w:type="dxa" w:w="80"/>
+              <w:left w:type="dxa" w:w="120"/>
+              <w:bottom w:type="dxa" w:w="80"/>
+              <w:right w:type="dxa" w:w="120"/>
+            </w:tcMar>
+          </w:tcPr>
+          <w:p>
+            <w:pPr>
+              <w:spacing w:after="30" w:line="270"/>
+            </w:pPr>
+            <w:r>
+              <w:rPr>
+                <w:rFonts w:ascii="Malgun Gothic" w:cs="Malgun Gothic" w:eastAsia="Malgun Gothic" w:hAnsi="Malgun Gothic"/>
+                <w:b/>
+                <w:bCs/>
+                <w:sz w:val="18"/>
+                <w:szCs w:val="18"/>
+              </w:rPr>
+              <w:t xml:space="preserve">하이트진로</w:t>
+            </w:r>
+          </w:p>
+        </w:tc>
+        <w:tc>
+          <w:tcPr>
+            <w:tcW w:type="dxa" w:w="4400"/>
+            <w:shd w:fill="F7F9FB" w:color="auto" w:val="clear"/>
+            <w:tcMar>
+              <w:top w:type="dxa" w:w="80"/>
+              <w:left w:type="dxa" w:w="120"/>
+              <w:bottom w:type="dxa" w:w="80"/>
+              <w:right w:type="dxa" w:w="120"/>
+            </w:tcMar>
+          </w:tcPr>
+          <w:p>
+            <w:pPr>
+              <w:spacing w:after="30" w:line="270"/>
+            </w:pPr>
+            <w:r>
+              <w:rPr>
+                <w:rFonts w:ascii="Malgun Gothic" w:cs="Malgun Gothic" w:eastAsia="Malgun Gothic" w:hAnsi="Malgun Gothic"/>
+                <w:sz w:val="18"/>
+                <w:szCs w:val="18"/>
+              </w:rPr>
+              <w:t xml:space="preserve">공장에 체감온도계 배치, 사업장별 체감온도 통합 관리</w:t>
+            </w:r>
+          </w:p>
+        </w:tc>
+        <w:tc>
+          <w:tcPr>
+            <w:tcW w:type="dxa" w:w="1200"/>
+            <w:shd w:fill="F7F9FB" w:color="auto" w:val="clear"/>
+            <w:tcMar>
+              <w:top w:type="dxa" w:w="80"/>
+              <w:left w:type="dxa" w:w="120"/>
+              <w:bottom w:type="dxa" w:w="80"/>
+              <w:right w:type="dxa" w:w="120"/>
+            </w:tcMar>
+          </w:tcPr>
+          <w:p>
+            <w:pPr>
+              <w:spacing w:after="30" w:line="270"/>
+            </w:pPr>
+            <w:r>
+              <w:rPr>
+                <w:rFonts w:ascii="Malgun Gothic" w:cs="Malgun Gothic" w:eastAsia="Malgun Gothic" w:hAnsi="Malgun Gothic"/>
+                <w:sz w:val="18"/>
+                <w:szCs w:val="18"/>
+              </w:rPr>
+              <w:t xml:space="preserve">2025 (게재일 미확인)</w:t>
+            </w:r>
+          </w:p>
+        </w:tc>
+        <w:tc>
+          <w:tcPr>
+            <w:tcW w:type="dxa" w:w="1900"/>
+            <w:shd w:fill="F7F9FB" w:color="auto" w:val="clear"/>
+            <w:tcMar>
+              <w:top w:type="dxa" w:w="80"/>
+              <w:left w:type="dxa" w:w="120"/>
+              <w:bottom w:type="dxa" w:w="80"/>
+              <w:right w:type="dxa" w:w="120"/>
+            </w:tcMar>
+          </w:tcPr>
+          <w:p>
+            <w:pPr>
+              <w:spacing w:after="30" w:line="270"/>
+            </w:pPr>
+            <w:r>
+              <w:rPr>
+                <w:rFonts w:ascii="Malgun Gothic" w:cs="Malgun Gothic" w:eastAsia="Malgun Gothic" w:hAnsi="Malgun Gothic"/>
+                <w:sz w:val="17"/>
+                <w:szCs w:val="17"/>
+              </w:rPr>
+              <w:t xml:space="preserve">블로터 · 스마트비즈</w:t>
+            </w:r>
+          </w:p>
+        </w:tc>
+      </w:tr>
+    </w:tbl>
     <w:p>
       <w:pPr>
         <w:pBdr>
@@ -211,90 +943,460 @@
           <w:sz w:val="25"/>
           <w:szCs w:val="25"/>
         </w:rPr>
-        <w:t xml:space="preserve">사례 2 — 삼성물산 건설부문</w:t>
+        <w:t xml:space="preserve">B. 실내공기질·환기 (2023~2024)</w:t>
       </w:r>
     </w:p>
     <w:p>
       <w:pPr>
         <w:spacing w:after="120" w:line="300"/>
-      </w:pPr>
-      <w:r>
-        <w:rPr>
-          <w:rFonts w:ascii="Malgun Gothic" w:cs="Malgun Gothic" w:eastAsia="Malgun Gothic" w:hAnsi="Malgun Gothic"/>
-          <w:sz w:val="20"/>
-          <w:szCs w:val="20"/>
-        </w:rPr>
-        <w:t xml:space="preserve">수도권·지방 10여 개 건설현장에 체감온도계와 온열지수(WBGT) 측정기 설치. 작업장별 위험도를 실시간으로 확인해 작업·휴식 기준을 관리.</w:t>
-      </w:r>
-    </w:p>
-    <w:p>
-      <w:pPr>
-        <w:spacing w:after="80"/>
-        <w:ind w:left="360"/>
       </w:pPr>
       <w:r>
         <w:rPr>
           <w:rFonts w:ascii="Malgun Gothic" w:cs="Malgun Gothic" w:eastAsia="Malgun Gothic" w:hAnsi="Malgun Gothic"/>
           <w:color w:val="374151"/>
-          <w:sz w:val="18"/>
-          <w:szCs w:val="18"/>
-        </w:rPr>
-        <w:t xml:space="preserve">원출처 — 스마트비즈  </w:t>
-      </w:r>
-      <w:hyperlink w:history="1" r:id="rIdwd0ikq4nkzfbwglog3zrn">
-        <w:r>
-          <w:rPr>
-            <w:rFonts w:ascii="Malgun Gothic" w:cs="Malgun Gothic" w:eastAsia="Malgun Gothic" w:hAnsi="Malgun Gothic"/>
-            <w:color w:val="1155CC"/>
-            <w:sz w:val="18"/>
-            <w:szCs w:val="18"/>
-            <w:u w:val="single"/>
-          </w:rPr>
-          <w:t xml:space="preserve">https://www.smartbizn.com/news/articleView.html?idxno=150615</w:t>
-        </w:r>
-      </w:hyperlink>
-    </w:p>
-    <w:p>
-      <w:pPr>
-        <w:spacing w:after="80"/>
-        <w:ind w:left="360"/>
-      </w:pPr>
-      <w:r>
-        <w:rPr>
-          <w:rFonts w:ascii="Malgun Gothic" w:cs="Malgun Gothic" w:eastAsia="Malgun Gothic" w:hAnsi="Malgun Gothic"/>
-          <w:color w:val="374151"/>
-          <w:sz w:val="18"/>
-          <w:szCs w:val="18"/>
-        </w:rPr>
-        <w:t xml:space="preserve">원출처 — 칸(KHARN)  </w:t>
-      </w:r>
-      <w:hyperlink w:history="1" r:id="rIdbwn3zjrlundkxhuz1xq1a">
-        <w:r>
-          <w:rPr>
-            <w:rFonts w:ascii="Malgun Gothic" w:cs="Malgun Gothic" w:eastAsia="Malgun Gothic" w:hAnsi="Malgun Gothic"/>
-            <w:color w:val="1155CC"/>
-            <w:sz w:val="18"/>
-            <w:szCs w:val="18"/>
-            <w:u w:val="single"/>
-          </w:rPr>
-          <w:t xml:space="preserve">https://www.kharn.kr/news/article.html?no=30979</w:t>
-        </w:r>
-      </w:hyperlink>
-    </w:p>
-    <w:p>
-      <w:pPr>
-        <w:spacing w:after="120" w:line="300"/>
-      </w:pPr>
-      <w:r>
-        <w:rPr>
-          <w:rFonts w:ascii="Malgun Gothic" w:cs="Malgun Gothic" w:eastAsia="Malgun Gothic" w:hAnsi="Malgun Gothic"/>
-          <w:color w:val="6B7280"/>
-          <w:sz w:val="18"/>
-          <w:szCs w:val="18"/>
-        </w:rPr>
-        <w:t xml:space="preserve">참고: 같은 보도에 하이트진로가 도입 기업으로 함께 언급됩니다. 세부 내용 확인 전이라 이번 자료에는 넣지 않습니다.</w:t>
-      </w:r>
-    </w:p>
+          <w:sz w:val="19"/>
+          <w:szCs w:val="19"/>
+        </w:rPr>
+        <w:t xml:space="preserve">IoT 실내공기질 측정기 + AI 컨트롤러로 환기장치를 자동 운전하는 영역. 공기빅데이터플랫폼의 실외 공기데이터를 받아 환기량을 결정하며, 약 40% 에너지 절감을 함께 제시.</w:t>
+      </w:r>
+    </w:p>
+    <w:tbl>
+      <w:tblPr>
+        <w:tblW w:type="dxa" w:w="9000"/>
+        <w:tblBorders>
+          <w:top w:val="single" w:color="auto" w:sz="4"/>
+          <w:left w:val="single" w:color="auto" w:sz="4"/>
+          <w:bottom w:val="single" w:color="auto" w:sz="4"/>
+          <w:right w:val="single" w:color="auto" w:sz="4"/>
+          <w:insideH w:val="single" w:color="auto" w:sz="4"/>
+          <w:insideV w:val="single" w:color="auto" w:sz="4"/>
+        </w:tblBorders>
+      </w:tblPr>
+      <w:tblGrid>
+        <w:gridCol w:w="1500"/>
+        <w:gridCol w:w="4400"/>
+        <w:gridCol w:w="1200"/>
+        <w:gridCol w:w="1900"/>
+      </w:tblGrid>
+      <w:tr>
+        <w:tc>
+          <w:tcPr>
+            <w:tcW w:type="dxa" w:w="1500"/>
+            <w:shd w:fill="1F3A5F" w:color="auto" w:val="clear"/>
+            <w:tcMar>
+              <w:top w:type="dxa" w:w="80"/>
+              <w:left w:type="dxa" w:w="120"/>
+              <w:bottom w:type="dxa" w:w="80"/>
+              <w:right w:type="dxa" w:w="120"/>
+            </w:tcMar>
+          </w:tcPr>
+          <w:p>
+            <w:pPr>
+              <w:spacing w:after="30" w:line="270"/>
+            </w:pPr>
+            <w:r>
+              <w:rPr>
+                <w:rFonts w:ascii="Malgun Gothic" w:cs="Malgun Gothic" w:eastAsia="Malgun Gothic" w:hAnsi="Malgun Gothic"/>
+                <w:b/>
+                <w:bCs/>
+                <w:color w:val="FFFFFF"/>
+                <w:sz w:val="18"/>
+                <w:szCs w:val="18"/>
+              </w:rPr>
+              <w:t xml:space="preserve">기관</w:t>
+            </w:r>
+          </w:p>
+        </w:tc>
+        <w:tc>
+          <w:tcPr>
+            <w:tcW w:type="dxa" w:w="4400"/>
+            <w:shd w:fill="1F3A5F" w:color="auto" w:val="clear"/>
+            <w:tcMar>
+              <w:top w:type="dxa" w:w="80"/>
+              <w:left w:type="dxa" w:w="120"/>
+              <w:bottom w:type="dxa" w:w="80"/>
+              <w:right w:type="dxa" w:w="120"/>
+            </w:tcMar>
+          </w:tcPr>
+          <w:p>
+            <w:pPr>
+              <w:spacing w:after="30" w:line="270"/>
+            </w:pPr>
+            <w:r>
+              <w:rPr>
+                <w:rFonts w:ascii="Malgun Gothic" w:cs="Malgun Gothic" w:eastAsia="Malgun Gothic" w:hAnsi="Malgun Gothic"/>
+                <w:b/>
+                <w:bCs/>
+                <w:color w:val="FFFFFF"/>
+                <w:sz w:val="18"/>
+                <w:szCs w:val="18"/>
+              </w:rPr>
+              <w:t xml:space="preserve">내용</w:t>
+            </w:r>
+          </w:p>
+        </w:tc>
+        <w:tc>
+          <w:tcPr>
+            <w:tcW w:type="dxa" w:w="1200"/>
+            <w:shd w:fill="1F3A5F" w:color="auto" w:val="clear"/>
+            <w:tcMar>
+              <w:top w:type="dxa" w:w="80"/>
+              <w:left w:type="dxa" w:w="120"/>
+              <w:bottom w:type="dxa" w:w="80"/>
+              <w:right w:type="dxa" w:w="120"/>
+            </w:tcMar>
+          </w:tcPr>
+          <w:p>
+            <w:pPr>
+              <w:spacing w:after="30" w:line="270"/>
+            </w:pPr>
+            <w:r>
+              <w:rPr>
+                <w:rFonts w:ascii="Malgun Gothic" w:cs="Malgun Gothic" w:eastAsia="Malgun Gothic" w:hAnsi="Malgun Gothic"/>
+                <w:b/>
+                <w:bCs/>
+                <w:color w:val="FFFFFF"/>
+                <w:sz w:val="18"/>
+                <w:szCs w:val="18"/>
+              </w:rPr>
+              <w:t xml:space="preserve">연도</w:t>
+            </w:r>
+          </w:p>
+        </w:tc>
+        <w:tc>
+          <w:tcPr>
+            <w:tcW w:type="dxa" w:w="1900"/>
+            <w:shd w:fill="1F3A5F" w:color="auto" w:val="clear"/>
+            <w:tcMar>
+              <w:top w:type="dxa" w:w="80"/>
+              <w:left w:type="dxa" w:w="120"/>
+              <w:bottom w:type="dxa" w:w="80"/>
+              <w:right w:type="dxa" w:w="120"/>
+            </w:tcMar>
+          </w:tcPr>
+          <w:p>
+            <w:pPr>
+              <w:spacing w:after="30" w:line="270"/>
+            </w:pPr>
+            <w:r>
+              <w:rPr>
+                <w:rFonts w:ascii="Malgun Gothic" w:cs="Malgun Gothic" w:eastAsia="Malgun Gothic" w:hAnsi="Malgun Gothic"/>
+                <w:b/>
+                <w:bCs/>
+                <w:color w:val="FFFFFF"/>
+                <w:sz w:val="18"/>
+                <w:szCs w:val="18"/>
+              </w:rPr>
+              <w:t xml:space="preserve">출처</w:t>
+            </w:r>
+          </w:p>
+        </w:tc>
+      </w:tr>
+      <w:tr>
+        <w:tc>
+          <w:tcPr>
+            <w:tcW w:type="dxa" w:w="1500"/>
+            <w:tcMar>
+              <w:top w:type="dxa" w:w="80"/>
+              <w:left w:type="dxa" w:w="120"/>
+              <w:bottom w:type="dxa" w:w="80"/>
+              <w:right w:type="dxa" w:w="120"/>
+            </w:tcMar>
+          </w:tcPr>
+          <w:p>
+            <w:pPr>
+              <w:spacing w:after="30" w:line="270"/>
+            </w:pPr>
+            <w:r>
+              <w:rPr>
+                <w:rFonts w:ascii="Malgun Gothic" w:cs="Malgun Gothic" w:eastAsia="Malgun Gothic" w:hAnsi="Malgun Gothic"/>
+                <w:b/>
+                <w:bCs/>
+                <w:sz w:val="18"/>
+                <w:szCs w:val="18"/>
+              </w:rPr>
+              <w:t xml:space="preserve">LH</w:t>
+            </w:r>
+          </w:p>
+        </w:tc>
+        <w:tc>
+          <w:tcPr>
+            <w:tcW w:type="dxa" w:w="4400"/>
+            <w:tcMar>
+              <w:top w:type="dxa" w:w="80"/>
+              <w:left w:type="dxa" w:w="120"/>
+              <w:bottom w:type="dxa" w:w="80"/>
+              <w:right w:type="dxa" w:w="120"/>
+            </w:tcMar>
+          </w:tcPr>
+          <w:p>
+            <w:pPr>
+              <w:spacing w:after="30" w:line="270"/>
+            </w:pPr>
+            <w:r>
+              <w:rPr>
+                <w:rFonts w:ascii="Malgun Gothic" w:cs="Malgun Gothic" w:eastAsia="Malgun Gothic" w:hAnsi="Malgun Gothic"/>
+                <w:sz w:val="18"/>
+                <w:szCs w:val="18"/>
+              </w:rPr>
+              <w:t xml:space="preserve">관악구 봉천동 행복주택 + 전북 장수 지역수요형 아파트 369세대에 천장형 환기청정기 납품. LH 신축 아파트 대규모 납품은 처음</w:t>
+            </w:r>
+          </w:p>
+        </w:tc>
+        <w:tc>
+          <w:tcPr>
+            <w:tcW w:type="dxa" w:w="1200"/>
+            <w:tcMar>
+              <w:top w:type="dxa" w:w="80"/>
+              <w:left w:type="dxa" w:w="120"/>
+              <w:bottom w:type="dxa" w:w="80"/>
+              <w:right w:type="dxa" w:w="120"/>
+            </w:tcMar>
+          </w:tcPr>
+          <w:p>
+            <w:pPr>
+              <w:spacing w:after="30" w:line="270"/>
+            </w:pPr>
+            <w:r>
+              <w:rPr>
+                <w:rFonts w:ascii="Malgun Gothic" w:cs="Malgun Gothic" w:eastAsia="Malgun Gothic" w:hAnsi="Malgun Gothic"/>
+                <w:sz w:val="18"/>
+                <w:szCs w:val="18"/>
+              </w:rPr>
+              <w:t xml:space="preserve">2024.11</w:t>
+            </w:r>
+          </w:p>
+        </w:tc>
+        <w:tc>
+          <w:tcPr>
+            <w:tcW w:type="dxa" w:w="1900"/>
+            <w:tcMar>
+              <w:top w:type="dxa" w:w="80"/>
+              <w:left w:type="dxa" w:w="120"/>
+              <w:bottom w:type="dxa" w:w="80"/>
+              <w:right w:type="dxa" w:w="120"/>
+            </w:tcMar>
+          </w:tcPr>
+          <w:p>
+            <w:pPr>
+              <w:spacing w:after="30" w:line="270"/>
+            </w:pPr>
+            <w:r>
+              <w:rPr>
+                <w:rFonts w:ascii="Malgun Gothic" w:cs="Malgun Gothic" w:eastAsia="Malgun Gothic" w:hAnsi="Malgun Gothic"/>
+                <w:sz w:val="17"/>
+                <w:szCs w:val="17"/>
+              </w:rPr>
+              <w:t xml:space="preserve">머니투데이 더벨 2024-11-19</w:t>
+            </w:r>
+          </w:p>
+        </w:tc>
+      </w:tr>
+      <w:tr>
+        <w:tc>
+          <w:tcPr>
+            <w:tcW w:type="dxa" w:w="1500"/>
+            <w:shd w:fill="F7F9FB" w:color="auto" w:val="clear"/>
+            <w:tcMar>
+              <w:top w:type="dxa" w:w="80"/>
+              <w:left w:type="dxa" w:w="120"/>
+              <w:bottom w:type="dxa" w:w="80"/>
+              <w:right w:type="dxa" w:w="120"/>
+            </w:tcMar>
+          </w:tcPr>
+          <w:p>
+            <w:pPr>
+              <w:spacing w:after="30" w:line="270"/>
+            </w:pPr>
+            <w:r>
+              <w:rPr>
+                <w:rFonts w:ascii="Malgun Gothic" w:cs="Malgun Gothic" w:eastAsia="Malgun Gothic" w:hAnsi="Malgun Gothic"/>
+                <w:b/>
+                <w:bCs/>
+                <w:sz w:val="18"/>
+                <w:szCs w:val="18"/>
+              </w:rPr>
+              <w:t xml:space="preserve">신축 건설시장</w:t>
+            </w:r>
+          </w:p>
+        </w:tc>
+        <w:tc>
+          <w:tcPr>
+            <w:tcW w:type="dxa" w:w="4400"/>
+            <w:shd w:fill="F7F9FB" w:color="auto" w:val="clear"/>
+            <w:tcMar>
+              <w:top w:type="dxa" w:w="80"/>
+              <w:left w:type="dxa" w:w="120"/>
+              <w:bottom w:type="dxa" w:w="80"/>
+              <w:right w:type="dxa" w:w="120"/>
+            </w:tcMar>
+          </w:tcPr>
+          <w:p>
+            <w:pPr>
+              <w:spacing w:after="30" w:line="270"/>
+            </w:pPr>
+            <w:r>
+              <w:rPr>
+                <w:rFonts w:ascii="Malgun Gothic" w:cs="Malgun Gothic" w:eastAsia="Malgun Gothic" w:hAnsi="Malgun Gothic"/>
+                <w:sz w:val="18"/>
+                <w:szCs w:val="18"/>
+              </w:rPr>
+              <w:t xml:space="preserve">포스코 E&amp;C 연간단가 계약 · 우미 · 라송건설 등 전국 신축 아파트 12,000세대 + 학교·물류센터·병영시설·요양원 신축건물 1,000여 대 수주</w:t>
+            </w:r>
+          </w:p>
+        </w:tc>
+        <w:tc>
+          <w:tcPr>
+            <w:tcW w:type="dxa" w:w="1200"/>
+            <w:shd w:fill="F7F9FB" w:color="auto" w:val="clear"/>
+            <w:tcMar>
+              <w:top w:type="dxa" w:w="80"/>
+              <w:left w:type="dxa" w:w="120"/>
+              <w:bottom w:type="dxa" w:w="80"/>
+              <w:right w:type="dxa" w:w="120"/>
+            </w:tcMar>
+          </w:tcPr>
+          <w:p>
+            <w:pPr>
+              <w:spacing w:after="30" w:line="270"/>
+            </w:pPr>
+            <w:r>
+              <w:rPr>
+                <w:rFonts w:ascii="Malgun Gothic" w:cs="Malgun Gothic" w:eastAsia="Malgun Gothic" w:hAnsi="Malgun Gothic"/>
+                <w:sz w:val="18"/>
+                <w:szCs w:val="18"/>
+              </w:rPr>
+              <w:t xml:space="preserve">2024.01</w:t>
+            </w:r>
+          </w:p>
+        </w:tc>
+        <w:tc>
+          <w:tcPr>
+            <w:tcW w:type="dxa" w:w="1900"/>
+            <w:shd w:fill="F7F9FB" w:color="auto" w:val="clear"/>
+            <w:tcMar>
+              <w:top w:type="dxa" w:w="80"/>
+              <w:left w:type="dxa" w:w="120"/>
+              <w:bottom w:type="dxa" w:w="80"/>
+              <w:right w:type="dxa" w:w="120"/>
+            </w:tcMar>
+          </w:tcPr>
+          <w:p>
+            <w:pPr>
+              <w:spacing w:after="30" w:line="270"/>
+            </w:pPr>
+            <w:r>
+              <w:rPr>
+                <w:rFonts w:ascii="Malgun Gothic" w:cs="Malgun Gothic" w:eastAsia="Malgun Gothic" w:hAnsi="Malgun Gothic"/>
+                <w:sz w:val="17"/>
+                <w:szCs w:val="17"/>
+              </w:rPr>
+              <w:t xml:space="preserve">뉴시스 2024-01-24 · 헤럴드경제 · 이데일리 · KHARN</w:t>
+            </w:r>
+          </w:p>
+        </w:tc>
+      </w:tr>
+      <w:tr>
+        <w:tc>
+          <w:tcPr>
+            <w:tcW w:type="dxa" w:w="1500"/>
+            <w:tcMar>
+              <w:top w:type="dxa" w:w="80"/>
+              <w:left w:type="dxa" w:w="120"/>
+              <w:bottom w:type="dxa" w:w="80"/>
+              <w:right w:type="dxa" w:w="120"/>
+            </w:tcMar>
+          </w:tcPr>
+          <w:p>
+            <w:pPr>
+              <w:spacing w:after="30" w:line="270"/>
+            </w:pPr>
+            <w:r>
+              <w:rPr>
+                <w:rFonts w:ascii="Malgun Gothic" w:cs="Malgun Gothic" w:eastAsia="Malgun Gothic" w:hAnsi="Malgun Gothic"/>
+                <w:b/>
+                <w:bCs/>
+                <w:sz w:val="18"/>
+                <w:szCs w:val="18"/>
+              </w:rPr>
+              <w:t xml:space="preserve">서초구</w:t>
+            </w:r>
+          </w:p>
+        </w:tc>
+        <w:tc>
+          <w:tcPr>
+            <w:tcW w:type="dxa" w:w="4400"/>
+            <w:tcMar>
+              <w:top w:type="dxa" w:w="80"/>
+              <w:left w:type="dxa" w:w="120"/>
+              <w:bottom w:type="dxa" w:w="80"/>
+              <w:right w:type="dxa" w:w="120"/>
+            </w:tcMar>
+          </w:tcPr>
+          <w:p>
+            <w:pPr>
+              <w:spacing w:after="30" w:line="270"/>
+            </w:pPr>
+            <w:r>
+              <w:rPr>
+                <w:rFonts w:ascii="Malgun Gothic" w:cs="Malgun Gothic" w:eastAsia="Malgun Gothic" w:hAnsi="Malgun Gothic"/>
+                <w:sz w:val="18"/>
+                <w:szCs w:val="18"/>
+              </w:rPr>
+              <w:t xml:space="preserve">공동주택 70세대(더샵포레 40·아크로리버파크 30) + 다중이용시설 30개소(주민센터·어린이집 등)에 환기장치 자동운전시스템 시범 운영. 환기장치 점검·필터 교체 + IoT 측정기 + AI 컨트롤러 설치, 겨울 미세먼지 대응</w:t>
+            </w:r>
+          </w:p>
+        </w:tc>
+        <w:tc>
+          <w:tcPr>
+            <w:tcW w:type="dxa" w:w="1200"/>
+            <w:tcMar>
+              <w:top w:type="dxa" w:w="80"/>
+              <w:left w:type="dxa" w:w="120"/>
+              <w:bottom w:type="dxa" w:w="80"/>
+              <w:right w:type="dxa" w:w="120"/>
+            </w:tcMar>
+          </w:tcPr>
+          <w:p>
+            <w:pPr>
+              <w:spacing w:after="30" w:line="270"/>
+            </w:pPr>
+            <w:r>
+              <w:rPr>
+                <w:rFonts w:ascii="Malgun Gothic" w:cs="Malgun Gothic" w:eastAsia="Malgun Gothic" w:hAnsi="Malgun Gothic"/>
+                <w:sz w:val="18"/>
+                <w:szCs w:val="18"/>
+              </w:rPr>
+              <w:t xml:space="preserve">2023 (추정 · 확인 필요)</w:t>
+            </w:r>
+          </w:p>
+        </w:tc>
+        <w:tc>
+          <w:tcPr>
+            <w:tcW w:type="dxa" w:w="1900"/>
+            <w:tcMar>
+              <w:top w:type="dxa" w:w="80"/>
+              <w:left w:type="dxa" w:w="120"/>
+              <w:bottom w:type="dxa" w:w="80"/>
+              <w:right w:type="dxa" w:w="120"/>
+            </w:tcMar>
+          </w:tcPr>
+          <w:p>
+            <w:pPr>
+              <w:spacing w:after="30" w:line="270"/>
+            </w:pPr>
+            <w:r>
+              <w:rPr>
+                <w:rFonts w:ascii="Malgun Gothic" w:cs="Malgun Gothic" w:eastAsia="Malgun Gothic" w:hAnsi="Malgun Gothic"/>
+                <w:sz w:val="17"/>
+                <w:szCs w:val="17"/>
+              </w:rPr>
+              <w:t xml:space="preserve">기계설비신문 · 케이웨더 보도자료</w:t>
+            </w:r>
+          </w:p>
+        </w:tc>
+      </w:tr>
+    </w:tbl>
     <w:p>
       <w:pPr>
         <w:pBdr>
@@ -311,12 +1413,487 @@
           <w:sz w:val="25"/>
           <w:szCs w:val="25"/>
         </w:rPr>
-        <w:t xml:space="preserve">wellbian과의 연결점</w:t>
-      </w:r>
-    </w:p>
+        <w:t xml:space="preserve">C. 이전 사례 — 참고용 (마케팅 인용 비권장)</w:t>
+      </w:r>
+    </w:p>
+    <w:tbl>
+      <w:tblPr>
+        <w:tblW w:type="dxa" w:w="9000"/>
+        <w:tblBorders>
+          <w:top w:val="single" w:color="auto" w:sz="4"/>
+          <w:left w:val="single" w:color="auto" w:sz="4"/>
+          <w:bottom w:val="single" w:color="auto" w:sz="4"/>
+          <w:right w:val="single" w:color="auto" w:sz="4"/>
+          <w:insideH w:val="single" w:color="auto" w:sz="4"/>
+          <w:insideV w:val="single" w:color="auto" w:sz="4"/>
+        </w:tblBorders>
+      </w:tblPr>
+      <w:tblGrid>
+        <w:gridCol w:w="1500"/>
+        <w:gridCol w:w="4400"/>
+        <w:gridCol w:w="1200"/>
+        <w:gridCol w:w="1900"/>
+      </w:tblGrid>
+      <w:tr>
+        <w:tc>
+          <w:tcPr>
+            <w:tcW w:type="dxa" w:w="1500"/>
+            <w:shd w:fill="1F3A5F" w:color="auto" w:val="clear"/>
+            <w:tcMar>
+              <w:top w:type="dxa" w:w="80"/>
+              <w:left w:type="dxa" w:w="120"/>
+              <w:bottom w:type="dxa" w:w="80"/>
+              <w:right w:type="dxa" w:w="120"/>
+            </w:tcMar>
+          </w:tcPr>
+          <w:p>
+            <w:pPr>
+              <w:spacing w:after="30" w:line="270"/>
+            </w:pPr>
+            <w:r>
+              <w:rPr>
+                <w:rFonts w:ascii="Malgun Gothic" w:cs="Malgun Gothic" w:eastAsia="Malgun Gothic" w:hAnsi="Malgun Gothic"/>
+                <w:b/>
+                <w:bCs/>
+                <w:color w:val="FFFFFF"/>
+                <w:sz w:val="18"/>
+                <w:szCs w:val="18"/>
+              </w:rPr>
+              <w:t xml:space="preserve">기관</w:t>
+            </w:r>
+          </w:p>
+        </w:tc>
+        <w:tc>
+          <w:tcPr>
+            <w:tcW w:type="dxa" w:w="4400"/>
+            <w:shd w:fill="1F3A5F" w:color="auto" w:val="clear"/>
+            <w:tcMar>
+              <w:top w:type="dxa" w:w="80"/>
+              <w:left w:type="dxa" w:w="120"/>
+              <w:bottom w:type="dxa" w:w="80"/>
+              <w:right w:type="dxa" w:w="120"/>
+            </w:tcMar>
+          </w:tcPr>
+          <w:p>
+            <w:pPr>
+              <w:spacing w:after="30" w:line="270"/>
+            </w:pPr>
+            <w:r>
+              <w:rPr>
+                <w:rFonts w:ascii="Malgun Gothic" w:cs="Malgun Gothic" w:eastAsia="Malgun Gothic" w:hAnsi="Malgun Gothic"/>
+                <w:b/>
+                <w:bCs/>
+                <w:color w:val="FFFFFF"/>
+                <w:sz w:val="18"/>
+                <w:szCs w:val="18"/>
+              </w:rPr>
+              <w:t xml:space="preserve">내용</w:t>
+            </w:r>
+          </w:p>
+        </w:tc>
+        <w:tc>
+          <w:tcPr>
+            <w:tcW w:type="dxa" w:w="1200"/>
+            <w:shd w:fill="1F3A5F" w:color="auto" w:val="clear"/>
+            <w:tcMar>
+              <w:top w:type="dxa" w:w="80"/>
+              <w:left w:type="dxa" w:w="120"/>
+              <w:bottom w:type="dxa" w:w="80"/>
+              <w:right w:type="dxa" w:w="120"/>
+            </w:tcMar>
+          </w:tcPr>
+          <w:p>
+            <w:pPr>
+              <w:spacing w:after="30" w:line="270"/>
+            </w:pPr>
+            <w:r>
+              <w:rPr>
+                <w:rFonts w:ascii="Malgun Gothic" w:cs="Malgun Gothic" w:eastAsia="Malgun Gothic" w:hAnsi="Malgun Gothic"/>
+                <w:b/>
+                <w:bCs/>
+                <w:color w:val="FFFFFF"/>
+                <w:sz w:val="18"/>
+                <w:szCs w:val="18"/>
+              </w:rPr>
+              <w:t xml:space="preserve">연도</w:t>
+            </w:r>
+          </w:p>
+        </w:tc>
+        <w:tc>
+          <w:tcPr>
+            <w:tcW w:type="dxa" w:w="1900"/>
+            <w:shd w:fill="1F3A5F" w:color="auto" w:val="clear"/>
+            <w:tcMar>
+              <w:top w:type="dxa" w:w="80"/>
+              <w:left w:type="dxa" w:w="120"/>
+              <w:bottom w:type="dxa" w:w="80"/>
+              <w:right w:type="dxa" w:w="120"/>
+            </w:tcMar>
+          </w:tcPr>
+          <w:p>
+            <w:pPr>
+              <w:spacing w:after="30" w:line="270"/>
+            </w:pPr>
+            <w:r>
+              <w:rPr>
+                <w:rFonts w:ascii="Malgun Gothic" w:cs="Malgun Gothic" w:eastAsia="Malgun Gothic" w:hAnsi="Malgun Gothic"/>
+                <w:b/>
+                <w:bCs/>
+                <w:color w:val="FFFFFF"/>
+                <w:sz w:val="18"/>
+                <w:szCs w:val="18"/>
+              </w:rPr>
+              <w:t xml:space="preserve">출처</w:t>
+            </w:r>
+          </w:p>
+        </w:tc>
+      </w:tr>
+      <w:tr>
+        <w:tc>
+          <w:tcPr>
+            <w:tcW w:type="dxa" w:w="1500"/>
+            <w:tcMar>
+              <w:top w:type="dxa" w:w="80"/>
+              <w:left w:type="dxa" w:w="120"/>
+              <w:bottom w:type="dxa" w:w="80"/>
+              <w:right w:type="dxa" w:w="120"/>
+            </w:tcMar>
+          </w:tcPr>
+          <w:p>
+            <w:pPr>
+              <w:spacing w:after="30" w:line="270"/>
+            </w:pPr>
+            <w:r>
+              <w:rPr>
+                <w:rFonts w:ascii="Malgun Gothic" w:cs="Malgun Gothic" w:eastAsia="Malgun Gothic" w:hAnsi="Malgun Gothic"/>
+                <w:b/>
+                <w:bCs/>
+                <w:sz w:val="18"/>
+                <w:szCs w:val="18"/>
+              </w:rPr>
+              <w:t xml:space="preserve">관악구</w:t>
+            </w:r>
+          </w:p>
+        </w:tc>
+        <w:tc>
+          <w:tcPr>
+            <w:tcW w:type="dxa" w:w="4400"/>
+            <w:tcMar>
+              <w:top w:type="dxa" w:w="80"/>
+              <w:left w:type="dxa" w:w="120"/>
+              <w:bottom w:type="dxa" w:w="80"/>
+              <w:right w:type="dxa" w:w="120"/>
+            </w:tcMar>
+          </w:tcPr>
+          <w:p>
+            <w:pPr>
+              <w:spacing w:after="30" w:line="270"/>
+            </w:pPr>
+            <w:r>
+              <w:rPr>
+                <w:rFonts w:ascii="Malgun Gothic" w:cs="Malgun Gothic" w:eastAsia="Malgun Gothic" w:hAnsi="Malgun Gothic"/>
+                <w:sz w:val="18"/>
+                <w:szCs w:val="18"/>
+              </w:rPr>
+              <w:t xml:space="preserve">어린이집·경로당 259곳 실내공기질 측정기 설치</w:t>
+            </w:r>
+          </w:p>
+        </w:tc>
+        <w:tc>
+          <w:tcPr>
+            <w:tcW w:type="dxa" w:w="1200"/>
+            <w:tcMar>
+              <w:top w:type="dxa" w:w="80"/>
+              <w:left w:type="dxa" w:w="120"/>
+              <w:bottom w:type="dxa" w:w="80"/>
+              <w:right w:type="dxa" w:w="120"/>
+            </w:tcMar>
+          </w:tcPr>
+          <w:p>
+            <w:pPr>
+              <w:spacing w:after="30" w:line="270"/>
+            </w:pPr>
+            <w:r>
+              <w:rPr>
+                <w:rFonts w:ascii="Malgun Gothic" w:cs="Malgun Gothic" w:eastAsia="Malgun Gothic" w:hAnsi="Malgun Gothic"/>
+                <w:sz w:val="18"/>
+                <w:szCs w:val="18"/>
+              </w:rPr>
+              <w:t xml:space="preserve">2021.02</w:t>
+            </w:r>
+          </w:p>
+        </w:tc>
+        <w:tc>
+          <w:tcPr>
+            <w:tcW w:type="dxa" w:w="1900"/>
+            <w:tcMar>
+              <w:top w:type="dxa" w:w="80"/>
+              <w:left w:type="dxa" w:w="120"/>
+              <w:bottom w:type="dxa" w:w="80"/>
+              <w:right w:type="dxa" w:w="120"/>
+            </w:tcMar>
+          </w:tcPr>
+          <w:p>
+            <w:pPr>
+              <w:spacing w:after="30" w:line="270"/>
+            </w:pPr>
+            <w:r>
+              <w:rPr>
+                <w:rFonts w:ascii="Malgun Gothic" w:cs="Malgun Gothic" w:eastAsia="Malgun Gothic" w:hAnsi="Malgun Gothic"/>
+                <w:sz w:val="17"/>
+                <w:szCs w:val="17"/>
+              </w:rPr>
+              <w:t xml:space="preserve">YTN 사이언스</w:t>
+            </w:r>
+          </w:p>
+        </w:tc>
+      </w:tr>
+      <w:tr>
+        <w:tc>
+          <w:tcPr>
+            <w:tcW w:type="dxa" w:w="1500"/>
+            <w:shd w:fill="F7F9FB" w:color="auto" w:val="clear"/>
+            <w:tcMar>
+              <w:top w:type="dxa" w:w="80"/>
+              <w:left w:type="dxa" w:w="120"/>
+              <w:bottom w:type="dxa" w:w="80"/>
+              <w:right w:type="dxa" w:w="120"/>
+            </w:tcMar>
+          </w:tcPr>
+          <w:p>
+            <w:pPr>
+              <w:spacing w:after="30" w:line="270"/>
+            </w:pPr>
+            <w:r>
+              <w:rPr>
+                <w:rFonts w:ascii="Malgun Gothic" w:cs="Malgun Gothic" w:eastAsia="Malgun Gothic" w:hAnsi="Malgun Gothic"/>
+                <w:b/>
+                <w:bCs/>
+                <w:sz w:val="18"/>
+                <w:szCs w:val="18"/>
+              </w:rPr>
+              <w:t xml:space="preserve">KT × 한국외식과학고</w:t>
+            </w:r>
+          </w:p>
+        </w:tc>
+        <w:tc>
+          <w:tcPr>
+            <w:tcW w:type="dxa" w:w="4400"/>
+            <w:shd w:fill="F7F9FB" w:color="auto" w:val="clear"/>
+            <w:tcMar>
+              <w:top w:type="dxa" w:w="80"/>
+              <w:left w:type="dxa" w:w="120"/>
+              <w:bottom w:type="dxa" w:w="80"/>
+              <w:right w:type="dxa" w:w="120"/>
+            </w:tcMar>
+          </w:tcPr>
+          <w:p>
+            <w:pPr>
+              <w:spacing w:after="30" w:line="270"/>
+            </w:pPr>
+            <w:r>
+              <w:rPr>
+                <w:rFonts w:ascii="Malgun Gothic" w:cs="Malgun Gothic" w:eastAsia="Malgun Gothic" w:hAnsi="Malgun Gothic"/>
+                <w:sz w:val="18"/>
+                <w:szCs w:val="18"/>
+              </w:rPr>
+              <w:t xml:space="preserve">IoT 학교 전용 '스마트 공기질 관리 솔루션' 국내 최초 적용</w:t>
+            </w:r>
+          </w:p>
+        </w:tc>
+        <w:tc>
+          <w:tcPr>
+            <w:tcW w:type="dxa" w:w="1200"/>
+            <w:shd w:fill="F7F9FB" w:color="auto" w:val="clear"/>
+            <w:tcMar>
+              <w:top w:type="dxa" w:w="80"/>
+              <w:left w:type="dxa" w:w="120"/>
+              <w:bottom w:type="dxa" w:w="80"/>
+              <w:right w:type="dxa" w:w="120"/>
+            </w:tcMar>
+          </w:tcPr>
+          <w:p>
+            <w:pPr>
+              <w:spacing w:after="30" w:line="270"/>
+            </w:pPr>
+            <w:r>
+              <w:rPr>
+                <w:rFonts w:ascii="Malgun Gothic" w:cs="Malgun Gothic" w:eastAsia="Malgun Gothic" w:hAnsi="Malgun Gothic"/>
+                <w:sz w:val="18"/>
+                <w:szCs w:val="18"/>
+              </w:rPr>
+              <w:t xml:space="preserve">2017</w:t>
+            </w:r>
+          </w:p>
+        </w:tc>
+        <w:tc>
+          <w:tcPr>
+            <w:tcW w:type="dxa" w:w="1900"/>
+            <w:shd w:fill="F7F9FB" w:color="auto" w:val="clear"/>
+            <w:tcMar>
+              <w:top w:type="dxa" w:w="80"/>
+              <w:left w:type="dxa" w:w="120"/>
+              <w:bottom w:type="dxa" w:w="80"/>
+              <w:right w:type="dxa" w:w="120"/>
+            </w:tcMar>
+          </w:tcPr>
+          <w:p>
+            <w:pPr>
+              <w:spacing w:after="30" w:line="270"/>
+            </w:pPr>
+            <w:r>
+              <w:rPr>
+                <w:rFonts w:ascii="Malgun Gothic" w:cs="Malgun Gothic" w:eastAsia="Malgun Gothic" w:hAnsi="Malgun Gothic"/>
+                <w:sz w:val="17"/>
+                <w:szCs w:val="17"/>
+              </w:rPr>
+              <w:t xml:space="preserve">전자신문 2017-08</w:t>
+            </w:r>
+          </w:p>
+        </w:tc>
+      </w:tr>
+      <w:tr>
+        <w:tc>
+          <w:tcPr>
+            <w:tcW w:type="dxa" w:w="1500"/>
+            <w:tcMar>
+              <w:top w:type="dxa" w:w="80"/>
+              <w:left w:type="dxa" w:w="120"/>
+              <w:bottom w:type="dxa" w:w="80"/>
+              <w:right w:type="dxa" w:w="120"/>
+            </w:tcMar>
+          </w:tcPr>
+          <w:p>
+            <w:pPr>
+              <w:spacing w:after="30" w:line="270"/>
+            </w:pPr>
+            <w:r>
+              <w:rPr>
+                <w:rFonts w:ascii="Malgun Gothic" w:cs="Malgun Gothic" w:eastAsia="Malgun Gothic" w:hAnsi="Malgun Gothic"/>
+                <w:b/>
+                <w:bCs/>
+                <w:sz w:val="18"/>
+                <w:szCs w:val="18"/>
+              </w:rPr>
+              <w:t xml:space="preserve">삼성전자</w:t>
+            </w:r>
+          </w:p>
+        </w:tc>
+        <w:tc>
+          <w:tcPr>
+            <w:tcW w:type="dxa" w:w="4400"/>
+            <w:tcMar>
+              <w:top w:type="dxa" w:w="80"/>
+              <w:left w:type="dxa" w:w="120"/>
+              <w:bottom w:type="dxa" w:w="80"/>
+              <w:right w:type="dxa" w:w="120"/>
+            </w:tcMar>
+          </w:tcPr>
+          <w:p>
+            <w:pPr>
+              <w:spacing w:after="30" w:line="270"/>
+            </w:pPr>
+            <w:r>
+              <w:rPr>
+                <w:rFonts w:ascii="Malgun Gothic" w:cs="Malgun Gothic" w:eastAsia="Malgun Gothic" w:hAnsi="Malgun Gothic"/>
+                <w:sz w:val="18"/>
+                <w:szCs w:val="18"/>
+              </w:rPr>
+              <w:t xml:space="preserve">에어가드K 공기측정기 ↔ 삼성 스마트가전 IoT 연동</w:t>
+            </w:r>
+          </w:p>
+        </w:tc>
+        <w:tc>
+          <w:tcPr>
+            <w:tcW w:type="dxa" w:w="1200"/>
+            <w:tcMar>
+              <w:top w:type="dxa" w:w="80"/>
+              <w:left w:type="dxa" w:w="120"/>
+              <w:bottom w:type="dxa" w:w="80"/>
+              <w:right w:type="dxa" w:w="120"/>
+            </w:tcMar>
+          </w:tcPr>
+          <w:p>
+            <w:pPr>
+              <w:spacing w:after="30" w:line="270"/>
+            </w:pPr>
+            <w:r>
+              <w:rPr>
+                <w:rFonts w:ascii="Malgun Gothic" w:cs="Malgun Gothic" w:eastAsia="Malgun Gothic" w:hAnsi="Malgun Gothic"/>
+                <w:sz w:val="18"/>
+                <w:szCs w:val="18"/>
+              </w:rPr>
+              <w:t xml:space="preserve">2016</w:t>
+            </w:r>
+          </w:p>
+        </w:tc>
+        <w:tc>
+          <w:tcPr>
+            <w:tcW w:type="dxa" w:w="1900"/>
+            <w:tcMar>
+              <w:top w:type="dxa" w:w="80"/>
+              <w:left w:type="dxa" w:w="120"/>
+              <w:bottom w:type="dxa" w:w="80"/>
+              <w:right w:type="dxa" w:w="120"/>
+            </w:tcMar>
+          </w:tcPr>
+          <w:p>
+            <w:pPr>
+              <w:spacing w:after="30" w:line="270"/>
+            </w:pPr>
+            <w:r>
+              <w:rPr>
+                <w:rFonts w:ascii="Malgun Gothic" w:cs="Malgun Gothic" w:eastAsia="Malgun Gothic" w:hAnsi="Malgun Gothic"/>
+                <w:sz w:val="17"/>
+                <w:szCs w:val="17"/>
+              </w:rPr>
+              <w:t xml:space="preserve">언론 보도 2016-07</w:t>
+            </w:r>
+          </w:p>
+        </w:tc>
+      </w:tr>
+    </w:tbl>
     <w:p>
       <w:pPr>
         <w:spacing w:after="120" w:line="300"/>
+      </w:pPr>
+      <w:r>
+        <w:rPr>
+          <w:rFonts w:ascii="Malgun Gothic" w:cs="Malgun Gothic" w:eastAsia="Malgun Gothic" w:hAnsi="Malgun Gothic"/>
+          <w:color w:val="6B7280"/>
+          <w:sz w:val="18"/>
+          <w:szCs w:val="18"/>
+        </w:rPr>
+        <w:t xml:space="preserve">삼성전자 건은 10년 전 가전 연동 사례로, 오늘의 B2B 센서망 실적과 맥락이 다릅니다. "삼성"을 쓰고 싶다는 요청이 있어도 이 건으로 대신하지 않습니다. 굳이 쓴다면 "2016년 삼성전자 스마트가전 연동"으로 연도를 붙여서만.</w:t>
+      </w:r>
+    </w:p>
+    <w:p>
+      <w:pPr>
+        <w:pBdr>
+          <w:bottom w:val="single" w:color="C5CFDB" w:sz="4" w:space="4"/>
+        </w:pBdr>
+        <w:spacing w:after="140" w:before="340"/>
+      </w:pPr>
+      <w:r>
+        <w:rPr>
+          <w:rFonts w:ascii="Malgun Gothic" w:cs="Malgun Gothic" w:eastAsia="Malgun Gothic" w:hAnsi="Malgun Gothic"/>
+          <w:b/>
+          <w:bCs/>
+          <w:color w:val="1F3A5F"/>
+          <w:sz w:val="25"/>
+          <w:szCs w:val="25"/>
+        </w:rPr>
+        <w:t xml:space="preserve">D. 규모 수치 — 케이웨더 자체 발표 (고객사 아님)</w:t>
+      </w:r>
+    </w:p>
+    <w:p>
+      <w:pPr>
+        <w:pStyle w:val="ListParagraph"/>
+        <w:numPr>
+          <w:ilvl w:val="0"/>
+          <w:numId w:val="2"/>
+        </w:numPr>
+        <w:spacing w:after="80" w:line="300"/>
       </w:pPr>
       <w:r>
         <w:rPr>
@@ -324,7 +1901,75 @@
           <w:sz w:val="20"/>
           <w:szCs w:val="20"/>
         </w:rPr>
-        <w:t xml:space="preserve">두 사례 모두 같은 구조입니다 — 현장에 IoT 기상 센서를 설치하고, 측정값을 클라우드 플랫폼으로 모아, 실시간 판단에 씁니다. wellbian은 이 구조를 기업 현장에서 개인의 생활공간으로 옮긴 것입니다. 케이웨더를 소개할 때 이 연결로 씁니다.</w:t>
+        <w:t xml:space="preserve">전국 실내·외 30,000여 곳의 공기빅데이터를 수집하는 공기 빅데이터플랫폼 — 케이웨더 사이트</w:t>
+      </w:r>
+    </w:p>
+    <w:p>
+      <w:pPr>
+        <w:pStyle w:val="ListParagraph"/>
+        <w:numPr>
+          <w:ilvl w:val="0"/>
+          <w:numId w:val="2"/>
+        </w:numPr>
+        <w:spacing w:after="80" w:line="300"/>
+      </w:pPr>
+      <w:r>
+        <w:rPr>
+          <w:rFonts w:ascii="Malgun Gothic" w:cs="Malgun Gothic" w:eastAsia="Malgun Gothic" w:hAnsi="Malgun Gothic"/>
+          <w:sz w:val="20"/>
+          <w:szCs w:val="20"/>
+        </w:rPr>
+        <w:t xml:space="preserve">Air365 구독 서비스 기준 기존 설치 1만여 공간(가정·유치원·학교·경로당) — 케이웨더 보도자료</w:t>
+      </w:r>
+    </w:p>
+    <w:p>
+      <w:pPr>
+        <w:pStyle w:val="ListParagraph"/>
+        <w:numPr>
+          <w:ilvl w:val="0"/>
+          <w:numId w:val="2"/>
+        </w:numPr>
+        <w:spacing w:after="80" w:line="300"/>
+      </w:pPr>
+      <w:r>
+        <w:rPr>
+          <w:rFonts w:ascii="Malgun Gothic" w:cs="Malgun Gothic" w:eastAsia="Malgun Gothic" w:hAnsi="Malgun Gothic"/>
+          <w:sz w:val="20"/>
+          <w:szCs w:val="20"/>
+        </w:rPr>
+        <w:t xml:space="preserve">실내 2종·실외 3종 IoT 미세먼지 측정기 전부 성능인증 1등급 — KHARN</w:t>
+      </w:r>
+    </w:p>
+    <w:p>
+      <w:pPr>
+        <w:pBdr>
+          <w:bottom w:val="single" w:color="C5CFDB" w:sz="4" w:space="4"/>
+        </w:pBdr>
+        <w:spacing w:after="140" w:before="340"/>
+      </w:pPr>
+      <w:r>
+        <w:rPr>
+          <w:rFonts w:ascii="Malgun Gothic" w:cs="Malgun Gothic" w:eastAsia="Malgun Gothic" w:hAnsi="Malgun Gothic"/>
+          <w:b/>
+          <w:bCs/>
+          <w:color w:val="1F3A5F"/>
+          <w:sz w:val="25"/>
+          <w:szCs w:val="25"/>
+        </w:rPr>
+        <w:t xml:space="preserve">wellbian과의 연결점</w:t>
+      </w:r>
+    </w:p>
+    <w:p>
+      <w:pPr>
+        <w:spacing w:after="120" w:line="300"/>
+      </w:pPr>
+      <w:r>
+        <w:rPr>
+          <w:rFonts w:ascii="Malgun Gothic" w:cs="Malgun Gothic" w:eastAsia="Malgun Gothic" w:hAnsi="Malgun Gothic"/>
+          <w:sz w:val="20"/>
+          <w:szCs w:val="20"/>
+        </w:rPr>
+        <w:t xml:space="preserve">A·B 모두 같은 구조입니다 — 현장에 IoT 센서를 설치하고, 측정값을 클라우드 플랫폼으로 모아, 실시간 판단에 씁니다. 고용노동부 건은 센서를 수만 대 단위로 만들어 배포한 실적이고, 서초구·LH 건은 개인 주거공간에 측정기를 넣어 운영한 실적입니다. wellbian은 이 두 가지를 개인이 스스로 하는 형태로 옮긴 것입니다. 케이웨더를 소개할 때 이 연결로 씁니다.</w:t>
       </w:r>
     </w:p>
     <w:p>
@@ -368,23 +2013,23 @@
             <w:tcW w:type="dxa" w:w="600"/>
             <w:shd w:fill="E3F1E7" w:color="auto" w:val="clear"/>
             <w:tcMar>
-              <w:top w:type="dxa" w:w="90"/>
-              <w:left w:type="dxa" w:w="140"/>
-              <w:bottom w:type="dxa" w:w="90"/>
-              <w:right w:type="dxa" w:w="140"/>
-            </w:tcMar>
-          </w:tcPr>
-          <w:p>
-            <w:pPr>
-              <w:spacing w:after="40" w:line="280"/>
+              <w:top w:type="dxa" w:w="80"/>
+              <w:left w:type="dxa" w:w="120"/>
+              <w:bottom w:type="dxa" w:w="80"/>
+              <w:right w:type="dxa" w:w="120"/>
+            </w:tcMar>
+          </w:tcPr>
+          <w:p>
+            <w:pPr>
+              <w:spacing w:after="30" w:line="270"/>
             </w:pPr>
             <w:r>
               <w:rPr>
                 <w:rFonts w:ascii="Malgun Gothic" w:cs="Malgun Gothic" w:eastAsia="Malgun Gothic" w:hAnsi="Malgun Gothic"/>
                 <w:b/>
                 <w:bCs/>
-                <w:sz w:val="19"/>
-                <w:szCs w:val="19"/>
+                <w:sz w:val="18"/>
+                <w:szCs w:val="18"/>
               </w:rPr>
               <w:t xml:space="preserve">○</w:t>
             </w:r>
@@ -395,23 +2040,23 @@
             <w:tcW w:type="dxa" w:w="8400"/>
             <w:shd w:fill="E3F1E7" w:color="auto" w:val="clear"/>
             <w:tcMar>
-              <w:top w:type="dxa" w:w="90"/>
-              <w:left w:type="dxa" w:w="140"/>
-              <w:bottom w:type="dxa" w:w="90"/>
-              <w:right w:type="dxa" w:w="140"/>
-            </w:tcMar>
-          </w:tcPr>
-          <w:p>
-            <w:pPr>
-              <w:spacing w:after="40" w:line="280"/>
-            </w:pPr>
-            <w:r>
-              <w:rPr>
-                <w:rFonts w:ascii="Malgun Gothic" w:cs="Malgun Gothic" w:eastAsia="Malgun Gothic" w:hAnsi="Malgun Gothic"/>
-                <w:sz w:val="19"/>
-                <w:szCs w:val="19"/>
-              </w:rPr>
-              <w:t xml:space="preserve">"케이웨더는 현대자동차 전국 38개 시설과 삼성물산 건설부문 현장 10여 곳에 IoT 기상 센서망을 구축·운영해 온 기업입니다."</w:t>
+              <w:top w:type="dxa" w:w="80"/>
+              <w:left w:type="dxa" w:w="120"/>
+              <w:bottom w:type="dxa" w:w="80"/>
+              <w:right w:type="dxa" w:w="120"/>
+            </w:tcMar>
+          </w:tcPr>
+          <w:p>
+            <w:pPr>
+              <w:spacing w:after="30" w:line="270"/>
+            </w:pPr>
+            <w:r>
+              <w:rPr>
+                <w:rFonts w:ascii="Malgun Gothic" w:cs="Malgun Gothic" w:eastAsia="Malgun Gothic" w:hAnsi="Malgun Gothic"/>
+                <w:sz w:val="18"/>
+                <w:szCs w:val="18"/>
+              </w:rPr>
+              <w:t xml:space="preserve">"케이웨더는 고용노동부에 체감온도계 3만여 대를 납품하고, 현대자동차 전국 38개 시설·삼성물산 건설부문 현장 10여 곳·포스코이앤씨 건설현장에 IoT 기상 센서망을 구축·운영해 온 기업입니다."</w:t>
             </w:r>
           </w:p>
         </w:tc>
@@ -422,23 +2067,23 @@
             <w:tcW w:type="dxa" w:w="600"/>
             <w:shd w:fill="E3F1E7" w:color="auto" w:val="clear"/>
             <w:tcMar>
-              <w:top w:type="dxa" w:w="90"/>
-              <w:left w:type="dxa" w:w="140"/>
-              <w:bottom w:type="dxa" w:w="90"/>
-              <w:right w:type="dxa" w:w="140"/>
-            </w:tcMar>
-          </w:tcPr>
-          <w:p>
-            <w:pPr>
-              <w:spacing w:after="40" w:line="280"/>
+              <w:top w:type="dxa" w:w="80"/>
+              <w:left w:type="dxa" w:w="120"/>
+              <w:bottom w:type="dxa" w:w="80"/>
+              <w:right w:type="dxa" w:w="120"/>
+            </w:tcMar>
+          </w:tcPr>
+          <w:p>
+            <w:pPr>
+              <w:spacing w:after="30" w:line="270"/>
             </w:pPr>
             <w:r>
               <w:rPr>
                 <w:rFonts w:ascii="Malgun Gothic" w:cs="Malgun Gothic" w:eastAsia="Malgun Gothic" w:hAnsi="Malgun Gothic"/>
                 <w:b/>
                 <w:bCs/>
-                <w:sz w:val="19"/>
-                <w:szCs w:val="19"/>
+                <w:sz w:val="18"/>
+                <w:szCs w:val="18"/>
               </w:rPr>
               <w:t xml:space="preserve">○</w:t>
             </w:r>
@@ -449,23 +2094,23 @@
             <w:tcW w:type="dxa" w:w="8400"/>
             <w:shd w:fill="E3F1E7" w:color="auto" w:val="clear"/>
             <w:tcMar>
-              <w:top w:type="dxa" w:w="90"/>
-              <w:left w:type="dxa" w:w="140"/>
-              <w:bottom w:type="dxa" w:w="90"/>
-              <w:right w:type="dxa" w:w="140"/>
-            </w:tcMar>
-          </w:tcPr>
-          <w:p>
-            <w:pPr>
-              <w:spacing w:after="40" w:line="280"/>
-            </w:pPr>
-            <w:r>
-              <w:rPr>
-                <w:rFonts w:ascii="Malgun Gothic" w:cs="Malgun Gothic" w:eastAsia="Malgun Gothic" w:hAnsi="Malgun Gothic"/>
-                <w:sz w:val="19"/>
-                <w:szCs w:val="19"/>
-              </w:rPr>
-              <w:t xml:space="preserve">"Device partner KWeather has built and operated IoT weather-sensor networks across 38 Hyundai Motor facilities and 10+ Samsung C&amp;T construction sites."</w:t>
+              <w:top w:type="dxa" w:w="80"/>
+              <w:left w:type="dxa" w:w="120"/>
+              <w:bottom w:type="dxa" w:w="80"/>
+              <w:right w:type="dxa" w:w="120"/>
+            </w:tcMar>
+          </w:tcPr>
+          <w:p>
+            <w:pPr>
+              <w:spacing w:after="30" w:line="270"/>
+            </w:pPr>
+            <w:r>
+              <w:rPr>
+                <w:rFonts w:ascii="Malgun Gothic" w:cs="Malgun Gothic" w:eastAsia="Malgun Gothic" w:hAnsi="Malgun Gothic"/>
+                <w:sz w:val="18"/>
+                <w:szCs w:val="18"/>
+              </w:rPr>
+              <w:t xml:space="preserve">"서초구 공동주택 70세대와 LH 아파트 369세대에 실내공기질 측정기와 AI 환기 제어를 넣어 운영해 온 회사가 기기를 만듭니다."</w:t>
             </w:r>
           </w:p>
         </w:tc>
@@ -474,25 +2119,79 @@
         <w:tc>
           <w:tcPr>
             <w:tcW w:type="dxa" w:w="600"/>
-            <w:shd w:fill="FBE5E5" w:color="auto" w:val="clear"/>
-            <w:tcMar>
-              <w:top w:type="dxa" w:w="90"/>
-              <w:left w:type="dxa" w:w="140"/>
-              <w:bottom w:type="dxa" w:w="90"/>
-              <w:right w:type="dxa" w:w="140"/>
-            </w:tcMar>
-          </w:tcPr>
-          <w:p>
-            <w:pPr>
-              <w:spacing w:after="40" w:line="280"/>
+            <w:shd w:fill="E3F1E7" w:color="auto" w:val="clear"/>
+            <w:tcMar>
+              <w:top w:type="dxa" w:w="80"/>
+              <w:left w:type="dxa" w:w="120"/>
+              <w:bottom w:type="dxa" w:w="80"/>
+              <w:right w:type="dxa" w:w="120"/>
+            </w:tcMar>
+          </w:tcPr>
+          <w:p>
+            <w:pPr>
+              <w:spacing w:after="30" w:line="270"/>
             </w:pPr>
             <w:r>
               <w:rPr>
                 <w:rFonts w:ascii="Malgun Gothic" w:cs="Malgun Gothic" w:eastAsia="Malgun Gothic" w:hAnsi="Malgun Gothic"/>
                 <w:b/>
                 <w:bCs/>
-                <w:sz w:val="19"/>
-                <w:szCs w:val="19"/>
+                <w:sz w:val="18"/>
+                <w:szCs w:val="18"/>
+              </w:rPr>
+              <w:t xml:space="preserve">○</w:t>
+            </w:r>
+          </w:p>
+        </w:tc>
+        <w:tc>
+          <w:tcPr>
+            <w:tcW w:type="dxa" w:w="8400"/>
+            <w:shd w:fill="E3F1E7" w:color="auto" w:val="clear"/>
+            <w:tcMar>
+              <w:top w:type="dxa" w:w="80"/>
+              <w:left w:type="dxa" w:w="120"/>
+              <w:bottom w:type="dxa" w:w="80"/>
+              <w:right w:type="dxa" w:w="120"/>
+            </w:tcMar>
+          </w:tcPr>
+          <w:p>
+            <w:pPr>
+              <w:spacing w:after="30" w:line="270"/>
+            </w:pPr>
+            <w:r>
+              <w:rPr>
+                <w:rFonts w:ascii="Malgun Gothic" w:cs="Malgun Gothic" w:eastAsia="Malgun Gothic" w:hAnsi="Malgun Gothic"/>
+                <w:sz w:val="18"/>
+                <w:szCs w:val="18"/>
+              </w:rPr>
+              <w:t xml:space="preserve">"Device partner KWeather has supplied 30,000+ heat-index sensors to Korea's Ministry of Employment and Labor and runs IoT weather-sensor networks across 38 Hyundai Motor facilities, 10+ Samsung C&amp;T construction sites and POSCO E&amp;C sites."</w:t>
+            </w:r>
+          </w:p>
+        </w:tc>
+      </w:tr>
+      <w:tr>
+        <w:tc>
+          <w:tcPr>
+            <w:tcW w:type="dxa" w:w="600"/>
+            <w:shd w:fill="FBE5E5" w:color="auto" w:val="clear"/>
+            <w:tcMar>
+              <w:top w:type="dxa" w:w="80"/>
+              <w:left w:type="dxa" w:w="120"/>
+              <w:bottom w:type="dxa" w:w="80"/>
+              <w:right w:type="dxa" w:w="120"/>
+            </w:tcMar>
+          </w:tcPr>
+          <w:p>
+            <w:pPr>
+              <w:spacing w:after="30" w:line="270"/>
+            </w:pPr>
+            <w:r>
+              <w:rPr>
+                <w:rFonts w:ascii="Malgun Gothic" w:cs="Malgun Gothic" w:eastAsia="Malgun Gothic" w:hAnsi="Malgun Gothic"/>
+                <w:b/>
+                <w:bCs/>
+                <w:sz w:val="18"/>
+                <w:szCs w:val="18"/>
               </w:rPr>
               <w:t xml:space="preserve">×</w:t>
             </w:r>
@@ -503,23 +2202,23 @@
             <w:tcW w:type="dxa" w:w="8400"/>
             <w:shd w:fill="FBE5E5" w:color="auto" w:val="clear"/>
             <w:tcMar>
-              <w:top w:type="dxa" w:w="90"/>
-              <w:left w:type="dxa" w:w="140"/>
-              <w:bottom w:type="dxa" w:w="90"/>
-              <w:right w:type="dxa" w:w="140"/>
-            </w:tcMar>
-          </w:tcPr>
-          <w:p>
-            <w:pPr>
-              <w:spacing w:after="40" w:line="280"/>
-            </w:pPr>
-            <w:r>
-              <w:rPr>
-                <w:rFonts w:ascii="Malgun Gothic" w:cs="Malgun Gothic" w:eastAsia="Malgun Gothic" w:hAnsi="Malgun Gothic"/>
-                <w:sz w:val="19"/>
-                <w:szCs w:val="19"/>
-              </w:rPr>
-              <w:t xml:space="preserve">"삼성·현대가 선택한 기술로 만든 토큰"</w:t>
+              <w:top w:type="dxa" w:w="80"/>
+              <w:left w:type="dxa" w:w="120"/>
+              <w:bottom w:type="dxa" w:w="80"/>
+              <w:right w:type="dxa" w:w="120"/>
+            </w:tcMar>
+          </w:tcPr>
+          <w:p>
+            <w:pPr>
+              <w:spacing w:after="30" w:line="270"/>
+            </w:pPr>
+            <w:r>
+              <w:rPr>
+                <w:rFonts w:ascii="Malgun Gothic" w:cs="Malgun Gothic" w:eastAsia="Malgun Gothic" w:hAnsi="Malgun Gothic"/>
+                <w:sz w:val="18"/>
+                <w:szCs w:val="18"/>
+              </w:rPr>
+              <w:t xml:space="preserve">"정부 공식 파트너" · "고용노동부가 인정한" — 납품은 파트너십도 인증도 아닙니다</w:t>
             </w:r>
           </w:p>
         </w:tc>
@@ -530,23 +2229,23 @@
             <w:tcW w:type="dxa" w:w="600"/>
             <w:shd w:fill="FBE5E5" w:color="auto" w:val="clear"/>
             <w:tcMar>
-              <w:top w:type="dxa" w:w="90"/>
-              <w:left w:type="dxa" w:w="140"/>
-              <w:bottom w:type="dxa" w:w="90"/>
-              <w:right w:type="dxa" w:w="140"/>
-            </w:tcMar>
-          </w:tcPr>
-          <w:p>
-            <w:pPr>
-              <w:spacing w:after="40" w:line="280"/>
+              <w:top w:type="dxa" w:w="80"/>
+              <w:left w:type="dxa" w:w="120"/>
+              <w:bottom w:type="dxa" w:w="80"/>
+              <w:right w:type="dxa" w:w="120"/>
+            </w:tcMar>
+          </w:tcPr>
+          <w:p>
+            <w:pPr>
+              <w:spacing w:after="30" w:line="270"/>
             </w:pPr>
             <w:r>
               <w:rPr>
                 <w:rFonts w:ascii="Malgun Gothic" w:cs="Malgun Gothic" w:eastAsia="Malgun Gothic" w:hAnsi="Malgun Gothic"/>
                 <w:b/>
                 <w:bCs/>
-                <w:sz w:val="19"/>
-                <w:szCs w:val="19"/>
+                <w:sz w:val="18"/>
+                <w:szCs w:val="18"/>
               </w:rPr>
               <w:t xml:space="preserve">×</w:t>
             </w:r>
@@ -557,23 +2256,23 @@
             <w:tcW w:type="dxa" w:w="8400"/>
             <w:shd w:fill="FBE5E5" w:color="auto" w:val="clear"/>
             <w:tcMar>
-              <w:top w:type="dxa" w:w="90"/>
-              <w:left w:type="dxa" w:w="140"/>
-              <w:bottom w:type="dxa" w:w="90"/>
-              <w:right w:type="dxa" w:w="140"/>
-            </w:tcMar>
-          </w:tcPr>
-          <w:p>
-            <w:pPr>
-              <w:spacing w:after="40" w:line="280"/>
-            </w:pPr>
-            <w:r>
-              <w:rPr>
-                <w:rFonts w:ascii="Malgun Gothic" w:cs="Malgun Gothic" w:eastAsia="Malgun Gothic" w:hAnsi="Malgun Gothic"/>
-                <w:sz w:val="19"/>
-                <w:szCs w:val="19"/>
-              </w:rPr>
-              <w:t xml:space="preserve">"네이버·삼성 글로벌과 협력하는 케이웨더"</w:t>
+              <w:top w:type="dxa" w:w="80"/>
+              <w:left w:type="dxa" w:w="120"/>
+              <w:bottom w:type="dxa" w:w="80"/>
+              <w:right w:type="dxa" w:w="120"/>
+            </w:tcMar>
+          </w:tcPr>
+          <w:p>
+            <w:pPr>
+              <w:spacing w:after="30" w:line="270"/>
+            </w:pPr>
+            <w:r>
+              <w:rPr>
+                <w:rFonts w:ascii="Malgun Gothic" w:cs="Malgun Gothic" w:eastAsia="Malgun Gothic" w:hAnsi="Malgun Gothic"/>
+                <w:sz w:val="18"/>
+                <w:szCs w:val="18"/>
+              </w:rPr>
+              <w:t xml:space="preserve">"체감온도계 7만 대" — 납품분과 계약 체결분을 합치지 않습니다</w:t>
             </w:r>
           </w:p>
         </w:tc>
@@ -584,23 +2283,23 @@
             <w:tcW w:type="dxa" w:w="600"/>
             <w:shd w:fill="FBE5E5" w:color="auto" w:val="clear"/>
             <w:tcMar>
-              <w:top w:type="dxa" w:w="90"/>
-              <w:left w:type="dxa" w:w="140"/>
-              <w:bottom w:type="dxa" w:w="90"/>
-              <w:right w:type="dxa" w:w="140"/>
-            </w:tcMar>
-          </w:tcPr>
-          <w:p>
-            <w:pPr>
-              <w:spacing w:after="40" w:line="280"/>
+              <w:top w:type="dxa" w:w="80"/>
+              <w:left w:type="dxa" w:w="120"/>
+              <w:bottom w:type="dxa" w:w="80"/>
+              <w:right w:type="dxa" w:w="120"/>
+            </w:tcMar>
+          </w:tcPr>
+          <w:p>
+            <w:pPr>
+              <w:spacing w:after="30" w:line="270"/>
             </w:pPr>
             <w:r>
               <w:rPr>
                 <w:rFonts w:ascii="Malgun Gothic" w:cs="Malgun Gothic" w:eastAsia="Malgun Gothic" w:hAnsi="Malgun Gothic"/>
                 <w:b/>
                 <w:bCs/>
-                <w:sz w:val="19"/>
-                <w:szCs w:val="19"/>
+                <w:sz w:val="18"/>
+                <w:szCs w:val="18"/>
               </w:rPr>
               <w:t xml:space="preserve">×</w:t>
             </w:r>
@@ -611,28 +2310,452 @@
             <w:tcW w:type="dxa" w:w="8400"/>
             <w:shd w:fill="FBE5E5" w:color="auto" w:val="clear"/>
             <w:tcMar>
-              <w:top w:type="dxa" w:w="90"/>
-              <w:left w:type="dxa" w:w="140"/>
-              <w:bottom w:type="dxa" w:w="90"/>
-              <w:right w:type="dxa" w:w="140"/>
-            </w:tcMar>
-          </w:tcPr>
-          <w:p>
-            <w:pPr>
-              <w:spacing w:after="40" w:line="280"/>
-            </w:pPr>
-            <w:r>
-              <w:rPr>
-                <w:rFonts w:ascii="Malgun Gothic" w:cs="Malgun Gothic" w:eastAsia="Malgun Gothic" w:hAnsi="Malgun Gothic"/>
-                <w:sz w:val="19"/>
-                <w:szCs w:val="19"/>
-              </w:rPr>
-              <w:t xml:space="preserve">"삼성물산이 wellbian의 파트너"</w:t>
+              <w:top w:type="dxa" w:w="80"/>
+              <w:left w:type="dxa" w:w="120"/>
+              <w:bottom w:type="dxa" w:w="80"/>
+              <w:right w:type="dxa" w:w="120"/>
+            </w:tcMar>
+          </w:tcPr>
+          <w:p>
+            <w:pPr>
+              <w:spacing w:after="30" w:line="270"/>
+            </w:pPr>
+            <w:r>
+              <w:rPr>
+                <w:rFonts w:ascii="Malgun Gothic" w:cs="Malgun Gothic" w:eastAsia="Malgun Gothic" w:hAnsi="Malgun Gothic"/>
+                <w:sz w:val="18"/>
+                <w:szCs w:val="18"/>
+              </w:rPr>
+              <w:t xml:space="preserve">"삼성·현대가 선택한 기술로 만든 토큰" · "삼성물산이 wellbian의 파트너"</w:t>
             </w:r>
           </w:p>
         </w:tc>
       </w:tr>
     </w:tbl>
+    <w:p>
+      <w:pPr>
+        <w:pBdr>
+          <w:bottom w:val="single" w:color="C5CFDB" w:sz="4" w:space="4"/>
+        </w:pBdr>
+        <w:spacing w:after="140" w:before="340"/>
+      </w:pPr>
+      <w:r>
+        <w:rPr>
+          <w:rFonts w:ascii="Malgun Gothic" w:cs="Malgun Gothic" w:eastAsia="Malgun Gothic" w:hAnsi="Malgun Gothic"/>
+          <w:b/>
+          <w:bCs/>
+          <w:color w:val="1F3A5F"/>
+          <w:sz w:val="25"/>
+          <w:szCs w:val="25"/>
+        </w:rPr>
+        <w:t xml:space="preserve">출처 목록</w:t>
+      </w:r>
+    </w:p>
+    <w:p>
+      <w:pPr>
+        <w:spacing w:after="60"/>
+        <w:ind w:left="360"/>
+      </w:pPr>
+      <w:r>
+        <w:rPr>
+          <w:rFonts w:ascii="Malgun Gothic" w:cs="Malgun Gothic" w:eastAsia="Malgun Gothic" w:hAnsi="Malgun Gothic"/>
+          <w:color w:val="374151"/>
+          <w:sz w:val="17"/>
+          <w:szCs w:val="17"/>
+        </w:rPr>
+        <w:t xml:space="preserve">뉴시스 2025-06-18 — 폭염 대비 기후리스크 관리 솔루션 확대  </w:t>
+      </w:r>
+      <w:hyperlink w:history="1" r:id="rId_igquita_t7kvtvpxc3us">
+        <w:r>
+          <w:rPr>
+            <w:rFonts w:ascii="Malgun Gothic" w:cs="Malgun Gothic" w:eastAsia="Malgun Gothic" w:hAnsi="Malgun Gothic"/>
+            <w:color w:val="1155CC"/>
+            <w:sz w:val="17"/>
+            <w:szCs w:val="17"/>
+            <w:u w:val="single"/>
+          </w:rPr>
+          <w:t xml:space="preserve">https://www.newsis.com/view/NISX20250618_0003217671</w:t>
+        </w:r>
+      </w:hyperlink>
+    </w:p>
+    <w:p>
+      <w:pPr>
+        <w:spacing w:after="60"/>
+        <w:ind w:left="360"/>
+      </w:pPr>
+      <w:r>
+        <w:rPr>
+          <w:rFonts w:ascii="Malgun Gothic" w:cs="Malgun Gothic" w:eastAsia="Malgun Gothic" w:hAnsi="Malgun Gothic"/>
+          <w:color w:val="374151"/>
+          <w:sz w:val="17"/>
+          <w:szCs w:val="17"/>
+        </w:rPr>
+        <w:t xml:space="preserve">뉴시스 2025-07-16 — 케이웨더-포스코이앤씨 AI 건설기상정보시스템  </w:t>
+      </w:r>
+      <w:hyperlink w:history="1" r:id="rIdfq9nyy34kllkdvqd0-b-t">
+        <w:r>
+          <w:rPr>
+            <w:rFonts w:ascii="Malgun Gothic" w:cs="Malgun Gothic" w:eastAsia="Malgun Gothic" w:hAnsi="Malgun Gothic"/>
+            <w:color w:val="1155CC"/>
+            <w:sz w:val="17"/>
+            <w:szCs w:val="17"/>
+            <w:u w:val="single"/>
+          </w:rPr>
+          <w:t xml:space="preserve">https://www.newsis.com/view/NISX20250716_0003253362</w:t>
+        </w:r>
+      </w:hyperlink>
+    </w:p>
+    <w:p>
+      <w:pPr>
+        <w:spacing w:after="60"/>
+        <w:ind w:left="360"/>
+      </w:pPr>
+      <w:r>
+        <w:rPr>
+          <w:rFonts w:ascii="Malgun Gothic" w:cs="Malgun Gothic" w:eastAsia="Malgun Gothic" w:hAnsi="Malgun Gothic"/>
+          <w:color w:val="374151"/>
+          <w:sz w:val="17"/>
+          <w:szCs w:val="17"/>
+        </w:rPr>
+        <w:t xml:space="preserve">전자신문 2025-07-16 — 같은 건  </w:t>
+      </w:r>
+      <w:hyperlink w:history="1" r:id="rIdzoyd-at8mwbxdjbuqc0ja">
+        <w:r>
+          <w:rPr>
+            <w:rFonts w:ascii="Malgun Gothic" w:cs="Malgun Gothic" w:eastAsia="Malgun Gothic" w:hAnsi="Malgun Gothic"/>
+            <w:color w:val="1155CC"/>
+            <w:sz w:val="17"/>
+            <w:szCs w:val="17"/>
+            <w:u w:val="single"/>
+          </w:rPr>
+          <w:t xml:space="preserve">https://www.etnews.com/20250716000019</w:t>
+        </w:r>
+      </w:hyperlink>
+    </w:p>
+    <w:p>
+      <w:pPr>
+        <w:spacing w:after="60"/>
+        <w:ind w:left="360"/>
+      </w:pPr>
+      <w:r>
+        <w:rPr>
+          <w:rFonts w:ascii="Malgun Gothic" w:cs="Malgun Gothic" w:eastAsia="Malgun Gothic" w:hAnsi="Malgun Gothic"/>
+          <w:color w:val="374151"/>
+          <w:sz w:val="17"/>
+          <w:szCs w:val="17"/>
+        </w:rPr>
+        <w:t xml:space="preserve">파이낸셜뉴스 2025-07-14 — 포스코이앤씨 기후위기 대응  </w:t>
+      </w:r>
+      <w:hyperlink w:history="1" r:id="rIdz5lscdycxwjzrk2hgr2hd">
+        <w:r>
+          <w:rPr>
+            <w:rFonts w:ascii="Malgun Gothic" w:cs="Malgun Gothic" w:eastAsia="Malgun Gothic" w:hAnsi="Malgun Gothic"/>
+            <w:color w:val="1155CC"/>
+            <w:sz w:val="17"/>
+            <w:szCs w:val="17"/>
+            <w:u w:val="single"/>
+          </w:rPr>
+          <w:t xml:space="preserve">https://www.fnnews.com/news/202507141835301412</w:t>
+        </w:r>
+      </w:hyperlink>
+    </w:p>
+    <w:p>
+      <w:pPr>
+        <w:spacing w:after="60"/>
+        <w:ind w:left="360"/>
+      </w:pPr>
+      <w:r>
+        <w:rPr>
+          <w:rFonts w:ascii="Malgun Gothic" w:cs="Malgun Gothic" w:eastAsia="Malgun Gothic" w:hAnsi="Malgun Gothic"/>
+          <w:color w:val="374151"/>
+          <w:sz w:val="17"/>
+          <w:szCs w:val="17"/>
+        </w:rPr>
+        <w:t xml:space="preserve">블로터 — 삼성물산·BGF로지스·하이트진로 폭염 관리  </w:t>
+      </w:r>
+      <w:hyperlink w:history="1" r:id="rIdp7ezs908-vpxxjbf6xyqm">
+        <w:r>
+          <w:rPr>
+            <w:rFonts w:ascii="Malgun Gothic" w:cs="Malgun Gothic" w:eastAsia="Malgun Gothic" w:hAnsi="Malgun Gothic"/>
+            <w:color w:val="1155CC"/>
+            <w:sz w:val="17"/>
+            <w:szCs w:val="17"/>
+            <w:u w:val="single"/>
+          </w:rPr>
+          <w:t xml:space="preserve">https://www.bloter.net/news/articleView.html?idxno=670416</w:t>
+        </w:r>
+      </w:hyperlink>
+    </w:p>
+    <w:p>
+      <w:pPr>
+        <w:spacing w:after="60"/>
+        <w:ind w:left="360"/>
+      </w:pPr>
+      <w:r>
+        <w:rPr>
+          <w:rFonts w:ascii="Malgun Gothic" w:cs="Malgun Gothic" w:eastAsia="Malgun Gothic" w:hAnsi="Malgun Gothic"/>
+          <w:color w:val="374151"/>
+          <w:sz w:val="17"/>
+          <w:szCs w:val="17"/>
+        </w:rPr>
+        <w:t xml:space="preserve">스마트비즈 — 삼성물산·하이트진로 IoT 폭염 관리  </w:t>
+      </w:r>
+      <w:hyperlink w:history="1" r:id="rIdbpxyjjhqubcbcwosc7wn9">
+        <w:r>
+          <w:rPr>
+            <w:rFonts w:ascii="Malgun Gothic" w:cs="Malgun Gothic" w:eastAsia="Malgun Gothic" w:hAnsi="Malgun Gothic"/>
+            <w:color w:val="1155CC"/>
+            <w:sz w:val="17"/>
+            <w:szCs w:val="17"/>
+            <w:u w:val="single"/>
+          </w:rPr>
+          <w:t xml:space="preserve">https://www.smartbizn.com/news/articleView.html?idxno=150615</w:t>
+        </w:r>
+      </w:hyperlink>
+    </w:p>
+    <w:p>
+      <w:pPr>
+        <w:spacing w:after="60"/>
+        <w:ind w:left="360"/>
+      </w:pPr>
+      <w:r>
+        <w:rPr>
+          <w:rFonts w:ascii="Malgun Gothic" w:cs="Malgun Gothic" w:eastAsia="Malgun Gothic" w:hAnsi="Malgun Gothic"/>
+          <w:color w:val="374151"/>
+          <w:sz w:val="17"/>
+          <w:szCs w:val="17"/>
+        </w:rPr>
+        <w:t xml:space="preserve">KHARN — 폭염 관리솔루션 확대  </w:t>
+      </w:r>
+      <w:hyperlink w:history="1" r:id="rId6id1l0idin58awdota9_s">
+        <w:r>
+          <w:rPr>
+            <w:rFonts w:ascii="Malgun Gothic" w:cs="Malgun Gothic" w:eastAsia="Malgun Gothic" w:hAnsi="Malgun Gothic"/>
+            <w:color w:val="1155CC"/>
+            <w:sz w:val="17"/>
+            <w:szCs w:val="17"/>
+            <w:u w:val="single"/>
+          </w:rPr>
+          <w:t xml:space="preserve">https://www.kharn.kr/news/article.html?no=30979</w:t>
+        </w:r>
+      </w:hyperlink>
+    </w:p>
+    <w:p>
+      <w:pPr>
+        <w:spacing w:after="60"/>
+        <w:ind w:left="360"/>
+      </w:pPr>
+      <w:r>
+        <w:rPr>
+          <w:rFonts w:ascii="Malgun Gothic" w:cs="Malgun Gothic" w:eastAsia="Malgun Gothic" w:hAnsi="Malgun Gothic"/>
+          <w:color w:val="374151"/>
+          <w:sz w:val="17"/>
+          <w:szCs w:val="17"/>
+        </w:rPr>
+        <w:t xml:space="preserve">케이웨더 레퍼런스 — 현대자동차 38개 시설  </w:t>
+      </w:r>
+      <w:hyperlink w:history="1" r:id="rId6nbbnvd2bwwszq0dktci9">
+        <w:r>
+          <w:rPr>
+            <w:rFonts w:ascii="Malgun Gothic" w:cs="Malgun Gothic" w:eastAsia="Malgun Gothic" w:hAnsi="Malgun Gothic"/>
+            <w:color w:val="1155CC"/>
+            <w:sz w:val="17"/>
+            <w:szCs w:val="17"/>
+            <w:u w:val="single"/>
+          </w:rPr>
+          <w:t xml:space="preserve">https://www.kweather.co.kr/reference/weather/02/</w:t>
+        </w:r>
+      </w:hyperlink>
+    </w:p>
+    <w:p>
+      <w:pPr>
+        <w:spacing w:after="60"/>
+        <w:ind w:left="360"/>
+      </w:pPr>
+      <w:r>
+        <w:rPr>
+          <w:rFonts w:ascii="Malgun Gothic" w:cs="Malgun Gothic" w:eastAsia="Malgun Gothic" w:hAnsi="Malgun Gothic"/>
+          <w:color w:val="374151"/>
+          <w:sz w:val="17"/>
+          <w:szCs w:val="17"/>
+        </w:rPr>
+        <w:t xml:space="preserve">머니투데이 더벨 2024-11-19 — LH 천장형 환기청정기  </w:t>
+      </w:r>
+      <w:hyperlink w:history="1" r:id="rIdazgdv7zalyjrzhyrfxoe1">
+        <w:r>
+          <w:rPr>
+            <w:rFonts w:ascii="Malgun Gothic" w:cs="Malgun Gothic" w:eastAsia="Malgun Gothic" w:hAnsi="Malgun Gothic"/>
+            <w:color w:val="1155CC"/>
+            <w:sz w:val="17"/>
+            <w:szCs w:val="17"/>
+            <w:u w:val="single"/>
+          </w:rPr>
+          <w:t xml:space="preserve">https://www.mt.co.kr/stock/2024/11/19/2024111910359666614</w:t>
+        </w:r>
+      </w:hyperlink>
+    </w:p>
+    <w:p>
+      <w:pPr>
+        <w:spacing w:after="60"/>
+        <w:ind w:left="360"/>
+      </w:pPr>
+      <w:r>
+        <w:rPr>
+          <w:rFonts w:ascii="Malgun Gothic" w:cs="Malgun Gothic" w:eastAsia="Malgun Gothic" w:hAnsi="Malgun Gothic"/>
+          <w:color w:val="374151"/>
+          <w:sz w:val="17"/>
+          <w:szCs w:val="17"/>
+        </w:rPr>
+        <w:t xml:space="preserve">뉴시스 2024-01-24 — 신축 건설시장 대량 수주  </w:t>
+      </w:r>
+      <w:hyperlink w:history="1" r:id="rIdfaaa0vmnajitnvdmv_w-0">
+        <w:r>
+          <w:rPr>
+            <w:rFonts w:ascii="Malgun Gothic" w:cs="Malgun Gothic" w:eastAsia="Malgun Gothic" w:hAnsi="Malgun Gothic"/>
+            <w:color w:val="1155CC"/>
+            <w:sz w:val="17"/>
+            <w:szCs w:val="17"/>
+            <w:u w:val="single"/>
+          </w:rPr>
+          <w:t xml:space="preserve">https://www.newsis.com/view/NISX20240124_0002602808</w:t>
+        </w:r>
+      </w:hyperlink>
+    </w:p>
+    <w:p>
+      <w:pPr>
+        <w:spacing w:after="60"/>
+        <w:ind w:left="360"/>
+      </w:pPr>
+      <w:r>
+        <w:rPr>
+          <w:rFonts w:ascii="Malgun Gothic" w:cs="Malgun Gothic" w:eastAsia="Malgun Gothic" w:hAnsi="Malgun Gothic"/>
+          <w:color w:val="374151"/>
+          <w:sz w:val="17"/>
+          <w:szCs w:val="17"/>
+        </w:rPr>
+        <w:t xml:space="preserve">헤럴드경제 — 아파트 1만세대 규모 수주  </w:t>
+      </w:r>
+      <w:hyperlink w:history="1" r:id="rIdccb2ddnkq4blz-hcwysjx">
+        <w:r>
+          <w:rPr>
+            <w:rFonts w:ascii="Malgun Gothic" w:cs="Malgun Gothic" w:eastAsia="Malgun Gothic" w:hAnsi="Malgun Gothic"/>
+            <w:color w:val="1155CC"/>
+            <w:sz w:val="17"/>
+            <w:szCs w:val="17"/>
+            <w:u w:val="single"/>
+          </w:rPr>
+          <w:t xml:space="preserve">https://biz.heraldcorp.com/article/3310979</w:t>
+        </w:r>
+      </w:hyperlink>
+    </w:p>
+    <w:p>
+      <w:pPr>
+        <w:spacing w:after="60"/>
+        <w:ind w:left="360"/>
+      </w:pPr>
+      <w:r>
+        <w:rPr>
+          <w:rFonts w:ascii="Malgun Gothic" w:cs="Malgun Gothic" w:eastAsia="Malgun Gothic" w:hAnsi="Malgun Gothic"/>
+          <w:color w:val="374151"/>
+          <w:sz w:val="17"/>
+          <w:szCs w:val="17"/>
+        </w:rPr>
+        <w:t xml:space="preserve">기계설비신문 — 서초구 환기장치 자동운전시스템 시범 운영  </w:t>
+      </w:r>
+      <w:hyperlink w:history="1" r:id="rIdzbn2lrlxmdv8wr_al2kfw">
+        <w:r>
+          <w:rPr>
+            <w:rFonts w:ascii="Malgun Gothic" w:cs="Malgun Gothic" w:eastAsia="Malgun Gothic" w:hAnsi="Malgun Gothic"/>
+            <w:color w:val="1155CC"/>
+            <w:sz w:val="17"/>
+            <w:szCs w:val="17"/>
+            <w:u w:val="single"/>
+          </w:rPr>
+          <w:t xml:space="preserve">https://www.kmecnews.co.kr/news/articleView.html?idxno=23625</w:t>
+        </w:r>
+      </w:hyperlink>
+    </w:p>
+    <w:p>
+      <w:pPr>
+        <w:spacing w:after="60"/>
+        <w:ind w:left="360"/>
+      </w:pPr>
+      <w:r>
+        <w:rPr>
+          <w:rFonts w:ascii="Malgun Gothic" w:cs="Malgun Gothic" w:eastAsia="Malgun Gothic" w:hAnsi="Malgun Gothic"/>
+          <w:color w:val="374151"/>
+          <w:sz w:val="17"/>
+          <w:szCs w:val="17"/>
+        </w:rPr>
+        <w:t xml:space="preserve">케이웨더 보도자료 — 공기지능 환기 자동운전 시스템(서초구)  </w:t>
+      </w:r>
+      <w:hyperlink w:history="1" r:id="rIdwwjn-6n6g7smqcvfiikqy">
+        <w:r>
+          <w:rPr>
+            <w:rFonts w:ascii="Malgun Gothic" w:cs="Malgun Gothic" w:eastAsia="Malgun Gothic" w:hAnsi="Malgun Gothic"/>
+            <w:color w:val="1155CC"/>
+            <w:sz w:val="17"/>
+            <w:szCs w:val="17"/>
+            <w:u w:val="single"/>
+          </w:rPr>
+          <w:t xml:space="preserve">https://www.kweather.co.kr/sub/intro/press_board.php?id=124</w:t>
+        </w:r>
+      </w:hyperlink>
+    </w:p>
+    <w:p>
+      <w:pPr>
+        <w:spacing w:after="60"/>
+        <w:ind w:left="360"/>
+      </w:pPr>
+      <w:r>
+        <w:rPr>
+          <w:rFonts w:ascii="Malgun Gothic" w:cs="Malgun Gothic" w:eastAsia="Malgun Gothic" w:hAnsi="Malgun Gothic"/>
+          <w:color w:val="374151"/>
+          <w:sz w:val="17"/>
+          <w:szCs w:val="17"/>
+        </w:rPr>
+        <w:t xml:space="preserve">YTN 사이언스 2021-02-26 — 관악구 259곳  </w:t>
+      </w:r>
+      <w:hyperlink w:history="1" r:id="rIdqqejp3zih_ipnoelkajtw">
+        <w:r>
+          <w:rPr>
+            <w:rFonts w:ascii="Malgun Gothic" w:cs="Malgun Gothic" w:eastAsia="Malgun Gothic" w:hAnsi="Malgun Gothic"/>
+            <w:color w:val="1155CC"/>
+            <w:sz w:val="17"/>
+            <w:szCs w:val="17"/>
+            <w:u w:val="single"/>
+          </w:rPr>
+          <w:t xml:space="preserve">https://science.ytn.co.kr/weather/view.php?mcd=1000&amp;key=202102261453321001</w:t>
+        </w:r>
+      </w:hyperlink>
+    </w:p>
+    <w:p>
+      <w:pPr>
+        <w:spacing w:after="60"/>
+        <w:ind w:left="360"/>
+      </w:pPr>
+      <w:r>
+        <w:rPr>
+          <w:rFonts w:ascii="Malgun Gothic" w:cs="Malgun Gothic" w:eastAsia="Malgun Gothic" w:hAnsi="Malgun Gothic"/>
+          <w:color w:val="374151"/>
+          <w:sz w:val="17"/>
+          <w:szCs w:val="17"/>
+        </w:rPr>
+        <w:t xml:space="preserve">전자신문 2017-08 — KT 학교 공기질 솔루션  </w:t>
+      </w:r>
+      <w:hyperlink w:history="1" r:id="rIdopbhxsgud48um4pucwkk-">
+        <w:r>
+          <w:rPr>
+            <w:rFonts w:ascii="Malgun Gothic" w:cs="Malgun Gothic" w:eastAsia="Malgun Gothic" w:hAnsi="Malgun Gothic"/>
+            <w:color w:val="1155CC"/>
+            <w:sz w:val="17"/>
+            <w:szCs w:val="17"/>
+            <w:u w:val="single"/>
+          </w:rPr>
+          <w:t xml:space="preserve">https://www.etnews.com/20170807000282</w:t>
+        </w:r>
+      </w:hyperlink>
+    </w:p>
     <w:sectPr>
       <w:pgSz w:w="11906" w:h="16838" w:orient="portrait"/>
       <w:pgMar w:top="1300" w:right="1450" w:bottom="1300" w:left="1450" w:header="708" w:footer="708" w:gutter="0"/>
@@ -821,6 +2944,12 @@
   </w:abstractNum>
   <w:num w:numId="1">
     <w:abstractNumId w:val="1"/>
+    <w:lvlOverride w:ilvl="0">
+      <w:startOverride w:val="1"/>
+    </w:lvlOverride>
+  </w:num>
+  <w:num w:numId="2">
+    <w:abstractNumId w:val="2"/>
     <w:lvlOverride w:ilvl="0">
       <w:startOverride w:val="1"/>
     </w:lvlOverride>
